--- a/health-plan-docx-generator/word_templates/領據_不扣稅_template.docx
+++ b/health-plan-docx-generator/word_templates/領據_不扣稅_template.docx
@@ -1,24 +1,26 @@
 
 <file path=word/document.xml><?xml version="1.0" encoding="utf-8"?>
-<w:document xmlns:wpc="http://schemas.microsoft.com/office/word/2010/wordprocessingCanvas" xmlns:cx="http://schemas.microsoft.com/office/drawing/2014/chartex" xmlns:cx1="http://schemas.microsoft.com/office/drawing/2015/9/8/chartex" xmlns:cx2="http://schemas.microsoft.com/office/drawing/2015/10/21/chartex" xmlns:cx3="http://schemas.microsoft.com/office/drawing/2016/5/9/chartex" xmlns:cx4="http://schemas.microsoft.com/office/drawing/2016/5/10/chartex" xmlns:cx5="http://schemas.microsoft.com/office/drawing/2016/5/11/chartex" xmlns:cx6="http://schemas.microsoft.com/office/drawing/2016/5/12/chartex" xmlns:cx7="http://schemas.microsoft.com/office/drawing/2016/5/13/chartex" xmlns:cx8="http://schemas.microsoft.com/office/drawing/2016/5/14/chartex" xmlns:mc="http://schemas.openxmlformats.org/markup-compatibility/2006" xmlns:aink="http://schemas.microsoft.com/office/drawing/2016/ink" xmlns:am3d="http://schemas.microsoft.com/office/drawing/2017/model3d" xmlns:o="urn:schemas-microsoft-com:office:office" xmlns:oel="http://schemas.microsoft.com/office/2019/extlst" xmlns:r="http://schemas.openxmlformats.org/officeDocument/2006/relationships" xmlns:m="http://schemas.openxmlformats.org/officeDocument/2006/math" xmlns:v="urn:schemas-microsoft-com:vml" xmlns:wp14="http://schemas.microsoft.com/office/word/2010/wordprocessingDrawing" xmlns:wp="http://schemas.openxmlformats.org/drawingml/2006/wordprocessingDrawing" xmlns:w10="urn:schemas-microsoft-com:office:word" xmlns:w="http://schemas.openxmlformats.org/wordprocessingml/2006/main" xmlns:w14="http://schemas.microsoft.com/office/word/2010/wordml" xmlns:w15="http://schemas.microsoft.com/office/word/2012/wordml" xmlns:w16cex="http://schemas.microsoft.com/office/word/2018/wordml/cex" xmlns:w16cid="http://schemas.microsoft.com/office/word/2016/wordml/cid" xmlns:w16="http://schemas.microsoft.com/office/word/2018/wordml" xmlns:w16sdtdh="http://schemas.microsoft.com/office/word/2020/wordml/sdtdatahash" xmlns:w16se="http://schemas.microsoft.com/office/word/2015/wordml/symex" xmlns:wpg="http://schemas.microsoft.com/office/word/2010/wordprocessingGroup" xmlns:wpi="http://schemas.microsoft.com/office/word/2010/wordprocessingInk" xmlns:wne="http://schemas.microsoft.com/office/word/2006/wordml" xmlns:wps="http://schemas.microsoft.com/office/word/2010/wordprocessingShape" mc:Ignorable="w14 w15 w16se w16cid w16 w16cex w16sdtdh wp14">
+<w:document xmlns:wpc="http://schemas.microsoft.com/office/word/2010/wordprocessingCanvas" xmlns:cx="http://schemas.microsoft.com/office/drawing/2014/chartex" xmlns:cx1="http://schemas.microsoft.com/office/drawing/2015/9/8/chartex" xmlns:cx2="http://schemas.microsoft.com/office/drawing/2015/10/21/chartex" xmlns:cx3="http://schemas.microsoft.com/office/drawing/2016/5/9/chartex" xmlns:cx4="http://schemas.microsoft.com/office/drawing/2016/5/10/chartex" xmlns:cx5="http://schemas.microsoft.com/office/drawing/2016/5/11/chartex" xmlns:cx6="http://schemas.microsoft.com/office/drawing/2016/5/12/chartex" xmlns:cx7="http://schemas.microsoft.com/office/drawing/2016/5/13/chartex" xmlns:cx8="http://schemas.microsoft.com/office/drawing/2016/5/14/chartex" xmlns:mc="http://schemas.openxmlformats.org/markup-compatibility/2006" xmlns:aink="http://schemas.microsoft.com/office/drawing/2016/ink" xmlns:am3d="http://schemas.microsoft.com/office/drawing/2017/model3d" xmlns:o="urn:schemas-microsoft-com:office:office" xmlns:oel="http://schemas.microsoft.com/office/2019/extlst" xmlns:r="http://schemas.openxmlformats.org/officeDocument/2006/relationships" xmlns:m="http://schemas.openxmlformats.org/officeDocument/2006/math" xmlns:v="urn:schemas-microsoft-com:vml" xmlns:wp14="http://schemas.microsoft.com/office/word/2010/wordprocessingDrawing" xmlns:wp="http://schemas.openxmlformats.org/drawingml/2006/wordprocessingDrawing" xmlns:w10="urn:schemas-microsoft-com:office:word" xmlns:w="http://schemas.openxmlformats.org/wordprocessingml/2006/main" xmlns:w14="http://schemas.microsoft.com/office/word/2010/wordml" xmlns:w15="http://schemas.microsoft.com/office/word/2012/wordml" xmlns:w16cex="http://schemas.microsoft.com/office/word/2018/wordml/cex" xmlns:w16cid="http://schemas.microsoft.com/office/word/2016/wordml/cid" xmlns:w16="http://schemas.microsoft.com/office/word/2018/wordml" xmlns:w16du="http://schemas.microsoft.com/office/word/2023/wordml/word16du" xmlns:w16sdtdh="http://schemas.microsoft.com/office/word/2020/wordml/sdtdatahash" xmlns:w16sdtfl="http://schemas.microsoft.com/office/word/2024/wordml/sdtformatlock" xmlns:w16se="http://schemas.microsoft.com/office/word/2015/wordml/symex" xmlns:wpg="http://schemas.microsoft.com/office/word/2010/wordprocessingGroup" xmlns:wpi="http://schemas.microsoft.com/office/word/2010/wordprocessingInk" xmlns:wne="http://schemas.microsoft.com/office/word/2006/wordml" xmlns:wps="http://schemas.microsoft.com/office/word/2010/wordprocessingShape" mc:Ignorable="w14 w15 w16se w16cid w16 w16cex w16sdtdh w16sdtfl w16du wp14">
   <w:body>
     <w:p>
       <w:pPr>
+        <w:spacing w:line="440" w:lineRule="exact"/>
         <w:jc w:val="center"/>
         <w:rPr>
-          <w:rFonts w:ascii="華康儷粗宋" w:eastAsia="標楷體" w:hint="eastAsia"/>
+          <w:rFonts w:ascii="華康儷粗宋" w:eastAsia="標楷體"/>
           <w:b/>
-          <w:sz w:val="56"/>
-          <w:szCs w:val="56"/>
-        </w:rPr>
-      </w:pPr>
-      <w:r>
-        <w:rPr>
-          <w:rFonts w:ascii="華康儷粗宋" w:eastAsia="標楷體" w:hint="eastAsia"/>
+          <w:sz w:val="32"/>
+          <w:szCs w:val="32"/>
+        </w:rPr>
+      </w:pPr>
+      <w:r>
+        <w:rPr>
+          <w:rFonts w:ascii="標楷體" w:eastAsia="標楷體" w:hAnsi="標楷體"/>
           <w:b/>
+          <w:bCs/>
           <w:noProof/>
-          <w:sz w:val="56"/>
-          <w:szCs w:val="56"/>
+          <w:sz w:val="36"/>
+          <w:szCs w:val="36"/>
           <w:lang w:val="zh-TW"/>
         </w:rPr>
         <mc:AlternateContent>
@@ -78,19 +80,7 @@
                               <w:rPr>
                                 <w:rFonts w:ascii="標楷體" w:eastAsia="標楷體" w:hAnsi="標楷體" w:hint="eastAsia"/>
                               </w:rPr>
-                              <w:t>個人</w:t>
-                            </w:r>
-                            <w:r>
-                              <w:rPr>
-                                <w:rFonts w:ascii="標楷體" w:eastAsia="標楷體" w:hAnsi="標楷體" w:hint="eastAsia"/>
-                              </w:rPr>
-                              <w:t>核銷領據</w:t>
-                            </w:r>
-                            <w:r>
-                              <w:rPr>
-                                <w:rFonts w:ascii="標楷體" w:eastAsia="標楷體" w:hAnsi="標楷體" w:hint="eastAsia"/>
-                              </w:rPr>
-                              <w:t>(不扣稅)</w:t>
+                              <w:t>個人核銷領據(不扣稅)</w:t>
                             </w:r>
                           </w:p>
                         </w:txbxContent>
@@ -126,19 +116,7 @@
                         <w:rPr>
                           <w:rFonts w:ascii="標楷體" w:eastAsia="標楷體" w:hAnsi="標楷體" w:hint="eastAsia"/>
                         </w:rPr>
-                        <w:t>個人</w:t>
-                      </w:r>
-                      <w:r>
-                        <w:rPr>
-                          <w:rFonts w:ascii="標楷體" w:eastAsia="標楷體" w:hAnsi="標楷體" w:hint="eastAsia"/>
-                        </w:rPr>
-                        <w:t>核銷領據</w:t>
-                      </w:r>
-                      <w:r>
-                        <w:rPr>
-                          <w:rFonts w:ascii="標楷體" w:eastAsia="標楷體" w:hAnsi="標楷體" w:hint="eastAsia"/>
-                        </w:rPr>
-                        <w:t>(不扣稅)</w:t>
+                        <w:t>個人核銷領據(不扣稅)</w:t>
                       </w:r>
                     </w:p>
                   </w:txbxContent>
@@ -150,254 +128,531 @@
       </w:r>
       <w:r>
         <w:rPr>
-          <w:rFonts w:ascii="華康儷粗宋" w:eastAsia="標楷體" w:hint="eastAsia"/>
+          <w:rFonts w:ascii="標楷體" w:eastAsia="標楷體" w:hAnsi="標楷體"/>
           <w:b/>
-          <w:sz w:val="56"/>
-          <w:szCs w:val="56"/>
-        </w:rPr>
-        <w:t>領         據</w:t>
-      </w:r>
-    </w:p>
-    <w:p>
-      <w:pPr>
-        <w:rPr>
-          <w:rFonts w:ascii="華康儷中宋" w:eastAsia="標楷體" w:hint="eastAsia"/>
-          <w:sz w:val="40"/>
-          <w:szCs w:val="40"/>
-        </w:rPr>
-      </w:pPr>
-      <w:r>
-        <w:rPr>
-          <w:rFonts w:ascii="華康儷中宋" w:eastAsia="標楷體" w:hint="eastAsia"/>
-          <w:sz w:val="40"/>
-          <w:szCs w:val="40"/>
-        </w:rPr>
-        <w:t>茲收到</w:t>
-      </w:r>
-      <w:r>
-        <w:rPr>
-          <w:rFonts w:ascii="華康儷中宋" w:eastAsia="標楷體" w:hint="eastAsia"/>
-          <w:sz w:val="40"/>
-          <w:szCs w:val="40"/>
-        </w:rPr>
-        <w:t>11</w:t>
-      </w:r>
-      <w:r>
-        <w:rPr>
-          <w:rFonts w:ascii="華康儷中宋" w:eastAsia="標楷體" w:hint="eastAsia"/>
-          <w:sz w:val="40"/>
-          <w:szCs w:val="40"/>
-        </w:rPr>
-        <w:t>5</w:t>
-      </w:r>
-      <w:r>
-        <w:rPr>
-          <w:rFonts w:ascii="華康儷中宋" w:eastAsia="標楷體" w:hint="eastAsia"/>
-          <w:sz w:val="40"/>
-          <w:szCs w:val="40"/>
-        </w:rPr>
-        <w:t>年</w:t>
-      </w:r>
-      <w:r>
-        <w:rPr>
-          <w:rFonts w:ascii="華康儷中宋" w:eastAsia="標楷體" w:hint="eastAsia"/>
-          <w:sz w:val="40"/>
-          <w:szCs w:val="40"/>
-        </w:rPr>
-        <w:t>0</w:t>
-      </w:r>
-      <w:r>
-        <w:rPr>
-          <w:rFonts w:ascii="華康儷中宋" w:eastAsia="標楷體" w:hint="eastAsia"/>
-          <w:sz w:val="40"/>
-          <w:szCs w:val="40"/>
-        </w:rPr>
-        <w:t>3</w:t>
-      </w:r>
-      <w:r>
-        <w:rPr>
-          <w:rFonts w:ascii="華康儷中宋" w:eastAsia="標楷體" w:hint="eastAsia"/>
-          <w:sz w:val="40"/>
-          <w:szCs w:val="40"/>
-        </w:rPr>
-        <w:t>月</w:t>
-      </w:r>
-      <w:r>
-        <w:rPr>
-          <w:rFonts w:ascii="華康儷中宋" w:eastAsia="標楷體" w:hint="eastAsia"/>
-          <w:sz w:val="40"/>
-          <w:szCs w:val="40"/>
-        </w:rPr>
-        <w:t>台北市醫師公會</w:t>
-      </w:r>
-      <w:r>
-        <w:rPr>
-          <w:rFonts w:ascii="華康儷中宋" w:eastAsia="標楷體" w:hint="eastAsia"/>
-          <w:sz w:val="40"/>
-          <w:szCs w:val="40"/>
-        </w:rPr>
-        <w:t>「健康台灣深耕計畫」</w:t>
-      </w:r>
-      <w:r>
-        <w:rPr>
-          <w:rFonts w:ascii="華康儷中宋" w:eastAsia="標楷體" w:hint="eastAsia"/>
-          <w:sz w:val="40"/>
-          <w:szCs w:val="40"/>
-        </w:rPr>
-        <w:t>-</w:t>
-      </w:r>
-      <w:r>
-        <w:rPr>
-          <w:rFonts w:ascii="華康儷中宋" w:eastAsia="標楷體" w:hint="eastAsia"/>
-          <w:sz w:val="40"/>
-          <w:szCs w:val="40"/>
+          <w:bCs/>
+          <w:sz w:val="36"/>
+          <w:szCs w:val="36"/>
+        </w:rPr>
+        <w:t>台北市醫師公會「</w:t>
+      </w:r>
+      <w:proofErr w:type="gramStart"/>
+      <w:r>
+        <w:rPr>
+          <w:rFonts w:ascii="標楷體" w:eastAsia="標楷體" w:hAnsi="標楷體"/>
+          <w:b/>
+          <w:bCs/>
+          <w:sz w:val="36"/>
+          <w:szCs w:val="36"/>
+        </w:rPr>
+        <w:t>健康台灣</w:t>
+      </w:r>
+      <w:proofErr w:type="gramEnd"/>
+      <w:r>
+        <w:rPr>
+          <w:rFonts w:ascii="標楷體" w:eastAsia="標楷體" w:hAnsi="標楷體"/>
+          <w:b/>
+          <w:bCs/>
+          <w:sz w:val="36"/>
+          <w:szCs w:val="36"/>
+        </w:rPr>
+        <w:t>深耕計畫」</w:t>
+      </w:r>
+    </w:p>
+    <w:p>
+      <w:pPr>
+        <w:spacing w:line="440" w:lineRule="exact"/>
+        <w:jc w:val="center"/>
+        <w:rPr>
+          <w:rFonts w:ascii="華康儷粗宋" w:eastAsia="標楷體"/>
+          <w:b/>
+          <w:sz w:val="32"/>
+          <w:szCs w:val="32"/>
+        </w:rPr>
+      </w:pPr>
+      <w:r>
+        <w:rPr>
+          <w:rFonts w:ascii="標楷體" w:eastAsia="標楷體" w:hAnsi="標楷體"/>
+          <w:b/>
+          <w:bCs/>
+          <w:sz w:val="36"/>
+          <w:szCs w:val="36"/>
         </w:rPr>
         <w:t>臺北市慢性病防治全人健康智慧整合照護計畫</w:t>
+      </w:r>
+    </w:p>
+    <w:p>
+      <w:pPr>
+        <w:spacing w:line="440" w:lineRule="exact"/>
+        <w:jc w:val="center"/>
+        <w:rPr>
+          <w:rFonts w:ascii="華康儷粗宋" w:eastAsia="標楷體"/>
+          <w:b/>
+          <w:sz w:val="32"/>
+          <w:szCs w:val="32"/>
+        </w:rPr>
+      </w:pPr>
+      <w:r>
+        <w:rPr>
+          <w:rFonts w:ascii="標楷體" w:eastAsia="標楷體" w:hAnsi="標楷體"/>
+          <w:b/>
+          <w:bCs/>
+          <w:sz w:val="36"/>
+          <w:szCs w:val="36"/>
+        </w:rPr>
+        <w:t>領 據</w:t>
       </w:r>
     </w:p>
     <w:tbl>
       <w:tblPr>
         <w:tblW w:w="0" w:type="auto"/>
-        <w:tblInd w:w="28" w:type="dxa"/>
-        <w:tblCellMar>
-          <w:left w:w="28" w:type="dxa"/>
-          <w:right w:w="28" w:type="dxa"/>
-        </w:tblCellMar>
-        <w:tblLook w:val="0000" w:firstRow="0" w:lastRow="0" w:firstColumn="0" w:lastColumn="0" w:noHBand="0" w:noVBand="0"/>
+        <w:jc w:val="center"/>
+        <w:tblBorders>
+          <w:top w:val="single" w:sz="4" w:space="0" w:color="auto"/>
+          <w:left w:val="single" w:sz="4" w:space="0" w:color="auto"/>
+          <w:bottom w:val="single" w:sz="4" w:space="0" w:color="auto"/>
+          <w:right w:val="single" w:sz="4" w:space="0" w:color="auto"/>
+          <w:insideH w:val="single" w:sz="4" w:space="0" w:color="auto"/>
+          <w:insideV w:val="single" w:sz="4" w:space="0" w:color="auto"/>
+        </w:tblBorders>
+        <w:tblLook w:val="04A0" w:firstRow="1" w:lastRow="0" w:firstColumn="1" w:lastColumn="0" w:noHBand="0" w:noVBand="1"/>
       </w:tblPr>
       <w:tblGrid>
-        <w:gridCol w:w="8789"/>
+        <w:gridCol w:w="1800"/>
+        <w:gridCol w:w="1500"/>
+        <w:gridCol w:w="1500"/>
+        <w:gridCol w:w="1500"/>
+        <w:gridCol w:w="1900"/>
+        <w:gridCol w:w="1300"/>
       </w:tblGrid>
       <w:tr>
-        <w:tblPrEx>
-          <w:tblCellMar>
-            <w:top w:w="0" w:type="dxa"/>
-            <w:bottom w:w="0" w:type="dxa"/>
-          </w:tblCellMar>
-        </w:tblPrEx>
         <w:trPr>
-          <w:trHeight w:val="692"/>
+          <w:jc w:val="center"/>
         </w:trPr>
         <w:tc>
           <w:tcPr>
-            <w:tcW w:w="8789" w:type="dxa"/>
-            <w:vMerge w:val="restart"/>
-          </w:tcPr>
-          <w:p>
-            <w:pPr>
-              <w:widowControl/>
-              <w:spacing w:line="0" w:lineRule="atLeast"/>
-              <w:rPr>
-                <w:rFonts w:ascii="華康儷中宋" w:eastAsia="標楷體"/>
-              </w:rPr>
-            </w:pPr>
-          </w:p>
-          <w:p>
-            <w:pPr>
-              <w:spacing w:beforeLines="50" w:before="180" w:line="0" w:lineRule="atLeast"/>
-              <w:rPr>
-                <w:rFonts w:ascii="華康儷中宋" w:eastAsia="標楷體" w:hint="eastAsia"/>
-                <w:sz w:val="40"/>
-                <w:szCs w:val="40"/>
-              </w:rPr>
+            <w:tcW w:w="1800" w:type="dxa"/>
+            <w:vAlign w:val="center"/>
+          </w:tcPr>
+          <w:p>
+            <w:pPr>
+              <w:spacing w:line="320" w:lineRule="exact"/>
+              <w:jc w:val="center"/>
+            </w:pPr>
+          </w:p>
+        </w:tc>
+        <w:tc>
+          <w:tcPr>
+            <w:tcW w:w="7700" w:type="dxa"/>
+            <w:gridSpan w:val="5"/>
+            <w:vAlign w:val="center"/>
+          </w:tcPr>
+          <w:p>
+            <w:pPr>
+              <w:spacing w:line="320" w:lineRule="exact"/>
+              <w:jc w:val="center"/>
             </w:pPr>
             <w:r>
               <w:rPr>
-                <w:rFonts w:ascii="華康儷中宋" w:eastAsia="標楷體" w:hint="eastAsia"/>
-                <w:sz w:val="40"/>
-                <w:szCs w:val="40"/>
+                <w:rFonts w:ascii="標楷體" w:eastAsia="標楷體" w:hAnsi="標楷體"/>
+                <w:b/>
+                <w:bCs/>
+                <w:sz w:val="28"/>
+                <w:szCs w:val="28"/>
               </w:rPr>
-              <w:t>應付</w:t>
+              <w:t>處方類型</w:t>
             </w:r>
+          </w:p>
+        </w:tc>
+      </w:tr>
+      <w:tr>
+        <w:trPr>
+          <w:jc w:val="center"/>
+        </w:trPr>
+        <w:tc>
+          <w:tcPr>
+            <w:tcW w:w="1800" w:type="dxa"/>
+            <w:vAlign w:val="center"/>
+          </w:tcPr>
+          <w:p>
+            <w:pPr>
+              <w:spacing w:line="320" w:lineRule="exact"/>
+              <w:jc w:val="center"/>
+            </w:pPr>
             <w:r>
               <w:rPr>
-                <w:rFonts w:ascii="華康儷中宋" w:eastAsia="標楷體" w:hint="eastAsia"/>
-                <w:sz w:val="40"/>
-                <w:szCs w:val="40"/>
+                <w:rFonts w:ascii="標楷體" w:eastAsia="標楷體" w:hAnsi="標楷體"/>
+                <w:b/>
+                <w:bCs/>
+                <w:sz w:val="28"/>
+                <w:szCs w:val="28"/>
               </w:rPr>
-              <w:t>新臺幣</w:t>
+              <w:t>費用項目(元)</w:t>
             </w:r>
+          </w:p>
+        </w:tc>
+        <w:tc>
+          <w:tcPr>
+            <w:tcW w:w="1500" w:type="dxa"/>
+            <w:vAlign w:val="center"/>
+          </w:tcPr>
+          <w:p>
+            <w:pPr>
+              <w:spacing w:line="320" w:lineRule="exact"/>
+              <w:jc w:val="center"/>
+            </w:pPr>
             <w:r>
               <w:rPr>
-                <w:rFonts w:ascii="華康儷中宋" w:eastAsia="標楷體" w:hint="eastAsia"/>
-                <w:sz w:val="40"/>
-                <w:szCs w:val="40"/>
+                <w:rFonts w:ascii="標楷體" w:eastAsia="標楷體" w:hAnsi="標楷體"/>
+                <w:b/>
+                <w:bCs/>
+                <w:sz w:val="28"/>
+                <w:szCs w:val="28"/>
               </w:rPr>
-              <w:t>6,0</w:t>
+              <w:t>運動處方</w:t>
             </w:r>
+          </w:p>
+        </w:tc>
+        <w:tc>
+          <w:tcPr>
+            <w:tcW w:w="1500" w:type="dxa"/>
+            <w:vAlign w:val="center"/>
+          </w:tcPr>
+          <w:p>
+            <w:pPr>
+              <w:spacing w:line="320" w:lineRule="exact"/>
+              <w:jc w:val="center"/>
+            </w:pPr>
             <w:r>
               <w:rPr>
-                <w:rFonts w:ascii="華康儷中宋" w:eastAsia="標楷體" w:hint="eastAsia"/>
-                <w:sz w:val="40"/>
-                <w:szCs w:val="40"/>
+                <w:rFonts w:ascii="標楷體" w:eastAsia="標楷體" w:hAnsi="標楷體"/>
+                <w:b/>
+                <w:bCs/>
+                <w:sz w:val="28"/>
+                <w:szCs w:val="28"/>
               </w:rPr>
-              <w:t>00</w:t>
+              <w:t>營養處方</w:t>
             </w:r>
+          </w:p>
+        </w:tc>
+        <w:tc>
+          <w:tcPr>
+            <w:tcW w:w="1500" w:type="dxa"/>
+            <w:vAlign w:val="center"/>
+          </w:tcPr>
+          <w:p>
+            <w:pPr>
+              <w:spacing w:line="320" w:lineRule="exact"/>
+              <w:jc w:val="center"/>
+            </w:pPr>
             <w:r>
               <w:rPr>
-                <w:rFonts w:ascii="華康儷中宋" w:eastAsia="標楷體" w:hint="eastAsia"/>
-                <w:sz w:val="40"/>
-                <w:szCs w:val="40"/>
+                <w:rFonts w:ascii="標楷體" w:eastAsia="標楷體" w:hAnsi="標楷體"/>
+                <w:b/>
+                <w:bCs/>
+                <w:sz w:val="28"/>
+                <w:szCs w:val="28"/>
               </w:rPr>
-              <w:t>元整</w:t>
+              <w:t>社會處方</w:t>
             </w:r>
+          </w:p>
+        </w:tc>
+        <w:tc>
+          <w:tcPr>
+            <w:tcW w:w="1900" w:type="dxa"/>
+            <w:vAlign w:val="center"/>
+          </w:tcPr>
+          <w:p>
+            <w:pPr>
+              <w:spacing w:line="320" w:lineRule="exact"/>
+              <w:jc w:val="center"/>
+            </w:pPr>
             <w:r>
               <w:rPr>
-                <w:rFonts w:ascii="華康儷中宋" w:eastAsia="標楷體" w:hint="eastAsia"/>
-                <w:sz w:val="40"/>
-                <w:szCs w:val="40"/>
+                <w:rFonts w:ascii="標楷體" w:eastAsia="標楷體" w:hAnsi="標楷體"/>
+                <w:b/>
+                <w:bCs/>
+                <w:sz w:val="28"/>
+                <w:szCs w:val="28"/>
               </w:rPr>
-              <w:t>(</w:t>
+              <w:t>情緒調適處方</w:t>
             </w:r>
+          </w:p>
+        </w:tc>
+        <w:tc>
+          <w:tcPr>
+            <w:tcW w:w="1300" w:type="dxa"/>
+            <w:vAlign w:val="center"/>
+          </w:tcPr>
+          <w:p>
+            <w:pPr>
+              <w:spacing w:line="320" w:lineRule="exact"/>
+              <w:jc w:val="center"/>
+            </w:pPr>
             <w:r>
               <w:rPr>
-                <w:rFonts w:ascii="華康儷中宋" w:eastAsia="標楷體" w:hint="eastAsia"/>
-                <w:sz w:val="40"/>
-                <w:szCs w:val="40"/>
+                <w:rFonts w:ascii="標楷體" w:eastAsia="標楷體" w:hAnsi="標楷體"/>
+                <w:b/>
+                <w:bCs/>
+                <w:sz w:val="28"/>
+                <w:szCs w:val="28"/>
               </w:rPr>
-              <w:t>阿拉伯數字</w:t>
+              <w:t>總計</w:t>
             </w:r>
+          </w:p>
+        </w:tc>
+      </w:tr>
+      <w:tr>
+        <w:trPr>
+          <w:jc w:val="center"/>
+        </w:trPr>
+        <w:tc>
+          <w:tcPr>
+            <w:tcW w:w="1800" w:type="dxa"/>
+            <w:vAlign w:val="center"/>
+          </w:tcPr>
+          <w:p>
+            <w:pPr>
+              <w:spacing w:line="320" w:lineRule="exact"/>
+              <w:jc w:val="center"/>
+            </w:pPr>
             <w:r>
               <w:rPr>
-                <w:rFonts w:ascii="華康儷中宋" w:eastAsia="標楷體" w:hint="eastAsia"/>
-                <w:sz w:val="40"/>
-                <w:szCs w:val="40"/>
+                <w:rFonts w:ascii="標楷體" w:eastAsia="標楷體" w:hAnsi="標楷體"/>
+                <w:sz w:val="28"/>
+                <w:szCs w:val="28"/>
               </w:rPr>
-              <w:t>)</w:t>
+              <w:t>處方處方費</w:t>
             </w:r>
+          </w:p>
+        </w:tc>
+        <w:tc>
+          <w:tcPr>
+            <w:tcW w:w="1500" w:type="dxa"/>
+            <w:vAlign w:val="center"/>
+          </w:tcPr>
+          <w:p>
+            <w:pPr>
+              <w:spacing w:line="320" w:lineRule="exact"/>
+              <w:jc w:val="center"/>
+            </w:pPr>
+          </w:p>
+        </w:tc>
+        <w:tc>
+          <w:tcPr>
+            <w:tcW w:w="1500" w:type="dxa"/>
+            <w:vAlign w:val="center"/>
+          </w:tcPr>
+          <w:p>
+            <w:pPr>
+              <w:spacing w:line="320" w:lineRule="exact"/>
+              <w:jc w:val="center"/>
+            </w:pPr>
+          </w:p>
+        </w:tc>
+        <w:tc>
+          <w:tcPr>
+            <w:tcW w:w="1500" w:type="dxa"/>
+            <w:vAlign w:val="center"/>
+          </w:tcPr>
+          <w:p>
+            <w:pPr>
+              <w:spacing w:line="320" w:lineRule="exact"/>
+              <w:jc w:val="center"/>
+            </w:pPr>
+          </w:p>
+        </w:tc>
+        <w:tc>
+          <w:tcPr>
+            <w:tcW w:w="1900" w:type="dxa"/>
+            <w:vAlign w:val="center"/>
+          </w:tcPr>
+          <w:p>
+            <w:pPr>
+              <w:spacing w:line="320" w:lineRule="exact"/>
+              <w:jc w:val="center"/>
+            </w:pPr>
+          </w:p>
+        </w:tc>
+        <w:tc>
+          <w:tcPr>
+            <w:tcW w:w="1300" w:type="dxa"/>
+            <w:vAlign w:val="center"/>
+          </w:tcPr>
+          <w:p>
+            <w:pPr>
+              <w:spacing w:line="320" w:lineRule="exact"/>
+              <w:jc w:val="center"/>
+            </w:pPr>
+          </w:p>
+        </w:tc>
+      </w:tr>
+      <w:tr>
+        <w:trPr>
+          <w:jc w:val="center"/>
+        </w:trPr>
+        <w:tc>
+          <w:tcPr>
+            <w:tcW w:w="1800" w:type="dxa"/>
+            <w:vAlign w:val="center"/>
+          </w:tcPr>
+          <w:p>
+            <w:pPr>
+              <w:spacing w:line="320" w:lineRule="exact"/>
+              <w:jc w:val="center"/>
+            </w:pPr>
             <w:r>
               <w:rPr>
-                <w:rFonts w:ascii="華康儷中宋" w:eastAsia="標楷體" w:hint="eastAsia"/>
-                <w:sz w:val="40"/>
-                <w:szCs w:val="40"/>
+                <w:rFonts w:ascii="標楷體" w:eastAsia="標楷體" w:hAnsi="標楷體"/>
+                <w:sz w:val="28"/>
+                <w:szCs w:val="28"/>
               </w:rPr>
-              <w:t>。</w:t>
+              <w:t>處方執行費</w:t>
             </w:r>
+          </w:p>
+        </w:tc>
+        <w:tc>
+          <w:tcPr>
+            <w:tcW w:w="1500" w:type="dxa"/>
+            <w:vAlign w:val="center"/>
+          </w:tcPr>
+          <w:p>
+            <w:pPr>
+              <w:spacing w:line="320" w:lineRule="exact"/>
+              <w:jc w:val="center"/>
+            </w:pPr>
+          </w:p>
+        </w:tc>
+        <w:tc>
+          <w:tcPr>
+            <w:tcW w:w="1500" w:type="dxa"/>
+            <w:vAlign w:val="center"/>
+          </w:tcPr>
+          <w:p>
+            <w:pPr>
+              <w:spacing w:line="320" w:lineRule="exact"/>
+              <w:jc w:val="center"/>
+            </w:pPr>
+          </w:p>
+        </w:tc>
+        <w:tc>
+          <w:tcPr>
+            <w:tcW w:w="1500" w:type="dxa"/>
+            <w:vAlign w:val="center"/>
+          </w:tcPr>
+          <w:p>
+            <w:pPr>
+              <w:spacing w:line="320" w:lineRule="exact"/>
+              <w:jc w:val="center"/>
+            </w:pPr>
+          </w:p>
+        </w:tc>
+        <w:tc>
+          <w:tcPr>
+            <w:tcW w:w="1900" w:type="dxa"/>
+            <w:vAlign w:val="center"/>
+          </w:tcPr>
+          <w:p>
+            <w:pPr>
+              <w:spacing w:line="320" w:lineRule="exact"/>
+              <w:jc w:val="center"/>
+            </w:pPr>
+          </w:p>
+        </w:tc>
+        <w:tc>
+          <w:tcPr>
+            <w:tcW w:w="1300" w:type="dxa"/>
+            <w:vAlign w:val="center"/>
+          </w:tcPr>
+          <w:p>
+            <w:pPr>
+              <w:spacing w:line="320" w:lineRule="exact"/>
+              <w:jc w:val="center"/>
+            </w:pPr>
           </w:p>
         </w:tc>
       </w:tr>
       <w:tr>
-        <w:tblPrEx>
-          <w:tblCellMar>
-            <w:top w:w="0" w:type="dxa"/>
-            <w:bottom w:w="0" w:type="dxa"/>
-          </w:tblCellMar>
-        </w:tblPrEx>
         <w:trPr>
-          <w:trHeight w:val="720"/>
+          <w:jc w:val="center"/>
         </w:trPr>
         <w:tc>
           <w:tcPr>
-            <w:tcW w:w="8789" w:type="dxa"/>
-            <w:vMerge/>
-          </w:tcPr>
-          <w:p>
-            <w:pPr>
+            <w:tcW w:w="1800" w:type="dxa"/>
+            <w:vAlign w:val="center"/>
+          </w:tcPr>
+          <w:p>
+            <w:pPr>
+              <w:spacing w:line="320" w:lineRule="exact"/>
+              <w:jc w:val="center"/>
+            </w:pPr>
+            <w:r>
               <w:rPr>
-                <w:rFonts w:ascii="華康儷中宋" w:eastAsia="標楷體"/>
-                <w:sz w:val="40"/>
-                <w:szCs w:val="40"/>
+                <w:rFonts w:ascii="標楷體" w:eastAsia="標楷體" w:hAnsi="標楷體"/>
+                <w:sz w:val="28"/>
+                <w:szCs w:val="28"/>
               </w:rPr>
+              <w:t>金額(元)</w:t>
+            </w:r>
+          </w:p>
+        </w:tc>
+        <w:tc>
+          <w:tcPr>
+            <w:tcW w:w="1500" w:type="dxa"/>
+            <w:vAlign w:val="center"/>
+          </w:tcPr>
+          <w:p>
+            <w:pPr>
+              <w:spacing w:line="320" w:lineRule="exact"/>
+              <w:jc w:val="center"/>
+            </w:pPr>
+          </w:p>
+        </w:tc>
+        <w:tc>
+          <w:tcPr>
+            <w:tcW w:w="1500" w:type="dxa"/>
+            <w:vAlign w:val="center"/>
+          </w:tcPr>
+          <w:p>
+            <w:pPr>
+              <w:spacing w:line="320" w:lineRule="exact"/>
+              <w:jc w:val="center"/>
+            </w:pPr>
+          </w:p>
+        </w:tc>
+        <w:tc>
+          <w:tcPr>
+            <w:tcW w:w="1500" w:type="dxa"/>
+            <w:vAlign w:val="center"/>
+          </w:tcPr>
+          <w:p>
+            <w:pPr>
+              <w:spacing w:line="320" w:lineRule="exact"/>
+              <w:jc w:val="center"/>
+            </w:pPr>
+          </w:p>
+        </w:tc>
+        <w:tc>
+          <w:tcPr>
+            <w:tcW w:w="1900" w:type="dxa"/>
+            <w:vAlign w:val="center"/>
+          </w:tcPr>
+          <w:p>
+            <w:pPr>
+              <w:spacing w:line="320" w:lineRule="exact"/>
+              <w:jc w:val="center"/>
+            </w:pPr>
+          </w:p>
+        </w:tc>
+        <w:tc>
+          <w:tcPr>
+            <w:tcW w:w="1300" w:type="dxa"/>
+            <w:vAlign w:val="center"/>
+          </w:tcPr>
+          <w:p>
+            <w:pPr>
+              <w:spacing w:line="320" w:lineRule="exact"/>
+              <w:jc w:val="center"/>
             </w:pPr>
           </w:p>
         </w:tc>
@@ -405,83 +660,206 @@
     </w:tbl>
     <w:p>
       <w:pPr>
-        <w:rPr>
-          <w:rFonts w:ascii="華康儷中宋" w:eastAsia="標楷體"/>
+        <w:spacing w:line="280" w:lineRule="exact"/>
+        <w:rPr>
+          <w:rFonts w:ascii="標楷體" w:eastAsia="標楷體" w:hAnsi="標楷體"/>
+          <w:sz w:val="22"/>
+          <w:szCs w:val="22"/>
+        </w:rPr>
+      </w:pPr>
+    </w:p>
+    <w:p>
+      <w:pPr>
+        <w:spacing w:line="280" w:lineRule="exact"/>
+      </w:pPr>
+      <w:r>
+        <w:rPr>
+          <w:rFonts w:ascii="標楷體" w:eastAsia="標楷體" w:hAnsi="標楷體"/>
+          <w:sz w:val="22"/>
+          <w:szCs w:val="22"/>
+        </w:rPr>
+        <w:t>備註：</w:t>
+      </w:r>
+    </w:p>
+    <w:p>
+      <w:pPr>
+        <w:spacing w:line="280" w:lineRule="exact"/>
+      </w:pPr>
+      <w:r>
+        <w:rPr>
+          <w:rFonts w:ascii="標楷體" w:eastAsia="標楷體" w:hAnsi="標楷體"/>
+          <w:sz w:val="22"/>
+          <w:szCs w:val="22"/>
+        </w:rPr>
+        <w:t>1.處方費計算方式：開立人數*每份處方費300元</w:t>
+      </w:r>
+    </w:p>
+    <w:p>
+      <w:pPr>
+        <w:spacing w:line="280" w:lineRule="exact"/>
+      </w:pPr>
+      <w:r>
+        <w:rPr>
+          <w:rFonts w:ascii="標楷體" w:eastAsia="標楷體" w:hAnsi="標楷體"/>
+          <w:sz w:val="22"/>
+          <w:szCs w:val="22"/>
+        </w:rPr>
+        <w:t>2.處方執行費計算方式：開立人數*每份處方費100元</w:t>
+      </w:r>
+    </w:p>
+    <w:p>
+      <w:pPr>
+        <w:spacing w:line="280" w:lineRule="exact" w:before="0" w:after="0"/>
+      </w:pPr>
+    </w:p>
+    <w:p>
+      <w:pPr>
+        <w:pBdr>
+          <w:bottom w:val="single" w:sz="8" w:space="1" w:color="auto"/>
+        </w:pBdr>
+        <w:spacing w:line="120" w:lineRule="exact"/>
+      </w:pPr>
+    </w:p>
+    <w:p>
+      <w:pPr>
+        <w:spacing w:line="500" w:lineRule="exact"/>
+        <w:jc w:val="both"/>
+        <w:rPr>
+          <w:rFonts w:ascii="標楷體" w:eastAsia="標楷體" w:hAnsi="標楷體"/>
+          <w:sz w:val="32"/>
+          <w:szCs w:val="32"/>
+        </w:rPr>
+      </w:pPr>
+    </w:p>
+    <w:p>
+      <w:pPr>
+        <w:spacing w:line="500" w:lineRule="exact"/>
+        <w:jc w:val="both"/>
+      </w:pPr>
+      <w:r>
+        <w:rPr>
+          <w:rFonts w:ascii="標楷體" w:eastAsia="標楷體" w:hAnsi="標楷體"/>
+          <w:sz w:val="32"/>
+          <w:szCs w:val="32"/>
+        </w:rPr>
+        <w:t>茲收到115年    月台北市醫師公會「</w:t>
+      </w:r>
+      <w:proofErr w:type="gramStart"/>
+      <w:r>
+        <w:rPr>
+          <w:rFonts w:ascii="標楷體" w:eastAsia="標楷體" w:hAnsi="標楷體"/>
+          <w:sz w:val="32"/>
+          <w:szCs w:val="32"/>
+        </w:rPr>
+        <w:t>健康台灣</w:t>
+      </w:r>
+      <w:proofErr w:type="gramEnd"/>
+      <w:r>
+        <w:rPr>
+          <w:rFonts w:ascii="標楷體" w:eastAsia="標楷體" w:hAnsi="標楷體"/>
+          <w:sz w:val="32"/>
+          <w:szCs w:val="32"/>
+        </w:rPr>
+        <w:t>深耕計畫」-臺北市慢性病防治全人健康智慧整合照護計畫-</w:t>
+      </w:r>
+    </w:p>
+    <w:p>
+      <w:pPr>
+        <w:spacing w:line="500" w:lineRule="exact"/>
+        <w:jc w:val="both"/>
+      </w:pPr>
+      <w:r>
+        <w:rPr>
+          <w:rFonts w:ascii="標楷體" w:eastAsia="標楷體" w:hAnsi="標楷體"/>
+          <w:sz w:val="32"/>
+          <w:szCs w:val="32"/>
+        </w:rPr>
+        <w:t>運動、營養、社會、情緒調適</w:t>
+      </w:r>
+      <w:proofErr w:type="gramStart"/>
+      <w:r>
+        <w:rPr>
+          <w:rFonts w:ascii="標楷體" w:eastAsia="標楷體" w:hAnsi="標楷體"/>
+          <w:sz w:val="32"/>
+          <w:szCs w:val="32"/>
+        </w:rPr>
+        <w:t>處方處方</w:t>
+      </w:r>
+      <w:proofErr w:type="gramEnd"/>
+      <w:r>
+        <w:rPr>
+          <w:rFonts w:ascii="標楷體" w:eastAsia="標楷體" w:hAnsi="標楷體"/>
+          <w:sz w:val="32"/>
+          <w:szCs w:val="32"/>
+        </w:rPr>
+        <w:t>費。</w:t>
+      </w:r>
+    </w:p>
+    <w:p>
+      <w:pPr>
+        <w:spacing w:line="500" w:lineRule="exact"/>
+        <w:jc w:val="both"/>
+      </w:pPr>
+      <w:r>
+        <w:rPr>
+          <w:rFonts w:ascii="標楷體" w:eastAsia="標楷體" w:hAnsi="標楷體"/>
+          <w:sz w:val="32"/>
+          <w:szCs w:val="32"/>
+        </w:rPr>
+        <w:t>應付新臺幣          元整。</w:t>
+      </w:r>
+    </w:p>
+    <w:p>
+      <w:pPr>
+        <w:spacing w:line="500" w:lineRule="exact"/>
+        <w:rPr>
+          <w:rFonts w:ascii="華康儷粗宋" w:eastAsia="標楷體"/>
           <w:sz w:val="40"/>
           <w:szCs w:val="40"/>
         </w:rPr>
       </w:pPr>
-    </w:p>
-    <w:p>
-      <w:pPr>
-        <w:rPr>
-          <w:rFonts w:ascii="華康儷粗宋" w:eastAsia="標楷體" w:hint="eastAsia"/>
+      <w:r>
+        <w:rPr>
+          <w:rFonts w:ascii="標楷體" w:eastAsia="標楷體" w:hAnsi="標楷體"/>
+          <w:sz w:val="32"/>
+          <w:szCs w:val="32"/>
+        </w:rPr>
+        <w:t xml:space="preserve">此   致 </w:t>
+      </w:r>
+    </w:p>
+    <w:p>
+      <w:pPr>
+        <w:spacing w:line="500" w:lineRule="exact"/>
+        <w:rPr>
+          <w:rFonts w:ascii="華康儷粗宋" w:eastAsia="標楷體"/>
           <w:sz w:val="40"/>
           <w:szCs w:val="40"/>
         </w:rPr>
       </w:pPr>
       <w:r>
         <w:rPr>
-          <w:rFonts w:ascii="華康儷中宋" w:eastAsia="標楷體" w:hint="eastAsia"/>
-          <w:sz w:val="40"/>
-          <w:szCs w:val="40"/>
-        </w:rPr>
-        <w:t>此</w:t>
-      </w:r>
-      <w:r>
-        <w:rPr>
-          <w:rFonts w:ascii="華康儷中宋" w:eastAsia="標楷體" w:hint="eastAsia"/>
-          <w:sz w:val="40"/>
-          <w:szCs w:val="40"/>
-        </w:rPr>
-        <w:t xml:space="preserve">   </w:t>
-      </w:r>
-      <w:r>
-        <w:rPr>
-          <w:rFonts w:ascii="華康儷中宋" w:eastAsia="標楷體" w:hint="eastAsia"/>
-          <w:sz w:val="40"/>
-          <w:szCs w:val="40"/>
-        </w:rPr>
-        <w:t>致</w:t>
-      </w:r>
-      <w:r>
-        <w:rPr>
-          <w:rFonts w:ascii="華康儷中宋" w:eastAsia="標楷體" w:hint="eastAsia"/>
-          <w:sz w:val="40"/>
-          <w:szCs w:val="40"/>
-        </w:rPr>
-        <w:t xml:space="preserve"> </w:t>
-      </w:r>
-    </w:p>
-    <w:p>
-      <w:pPr>
-        <w:rPr>
-          <w:rFonts w:ascii="華康儷粗宋" w:eastAsia="標楷體" w:hint="eastAsia"/>
-          <w:sz w:val="40"/>
-          <w:szCs w:val="40"/>
-        </w:rPr>
-      </w:pPr>
-      <w:r>
-        <w:rPr>
-          <w:rFonts w:ascii="華康儷粗宋" w:eastAsia="標楷體" w:hint="eastAsia"/>
-          <w:sz w:val="40"/>
-          <w:szCs w:val="40"/>
+          <w:rFonts w:ascii="標楷體" w:eastAsia="標楷體" w:hAnsi="標楷體"/>
+          <w:sz w:val="32"/>
+          <w:szCs w:val="32"/>
         </w:rPr>
         <w:t>台北市醫師公會</w:t>
       </w:r>
     </w:p>
     <w:p>
       <w:pPr>
-        <w:rPr>
-          <w:rFonts w:ascii="華康儷粗宋" w:eastAsia="標楷體" w:hint="eastAsia"/>
+        <w:spacing w:line="600" w:lineRule="exact"/>
+        <w:ind w:left="5040" w:hanging="1440"/>
+        <w:rPr>
+          <w:rFonts w:ascii="華康儷粗宋" w:eastAsia="標楷體"/>
           <w:sz w:val="36"/>
         </w:rPr>
       </w:pPr>
       <w:r>
         <w:rPr>
-          <w:rFonts w:ascii="華康儷粗宋" w:eastAsia="標楷體"/>
+          <w:rFonts w:ascii="標楷體" w:eastAsia="標楷體" w:hAnsi="標楷體"/>
           <w:noProof/>
-          <w:sz w:val="20"/>
+          <w:sz w:val="32"/>
+          <w:szCs w:val="32"/>
         </w:rPr>
         <mc:AlternateContent>
           <mc:Choice Requires="wps">
@@ -533,7 +911,7 @@
                             <w:pPr>
                               <w:jc w:val="center"/>
                               <w:rPr>
-                                <w:rFonts w:eastAsia="標楷體" w:hint="eastAsia"/>
+                                <w:rFonts w:eastAsia="標楷體"/>
                                 <w:sz w:val="36"/>
                               </w:rPr>
                             </w:pPr>
@@ -542,7 +920,7 @@
                             <w:pPr>
                               <w:jc w:val="center"/>
                               <w:rPr>
-                                <w:rFonts w:eastAsia="標楷體" w:hint="eastAsia"/>
+                                <w:rFonts w:eastAsia="標楷體"/>
                                 <w:sz w:val="36"/>
                               </w:rPr>
                             </w:pPr>
@@ -551,7 +929,7 @@
                             <w:pPr>
                               <w:jc w:val="center"/>
                               <w:rPr>
-                                <w:rFonts w:eastAsia="標楷體" w:hint="eastAsia"/>
+                                <w:rFonts w:eastAsia="標楷體"/>
                                 <w:sz w:val="36"/>
                               </w:rPr>
                             </w:pPr>
@@ -560,7 +938,7 @@
                             <w:pPr>
                               <w:jc w:val="center"/>
                               <w:rPr>
-                                <w:rFonts w:eastAsia="標楷體" w:hint="eastAsia"/>
+                                <w:rFonts w:eastAsia="標楷體"/>
                                 <w:color w:val="999999"/>
                                 <w:sz w:val="36"/>
                               </w:rPr>
@@ -571,15 +949,7 @@
                                 <w:color w:val="999999"/>
                                 <w:sz w:val="36"/>
                               </w:rPr>
-                              <w:t>具領人</w:t>
-                            </w:r>
-                            <w:r>
-                              <w:rPr>
-                                <w:rFonts w:eastAsia="標楷體" w:hint="eastAsia"/>
-                                <w:color w:val="999999"/>
-                                <w:sz w:val="36"/>
-                              </w:rPr>
-                              <w:t>用印</w:t>
+                              <w:t>具領人用印</w:t>
                             </w:r>
                           </w:p>
                         </w:txbxContent>
@@ -605,14 +975,14 @@
                 <v:stroke joinstyle="miter"/>
                 <v:path gradientshapeok="t" o:connecttype="rect"/>
               </v:shapetype>
-              <v:shape id="Text Box 3" o:spid="_x0000_s1027" type="#_x0000_t202" style="position:absolute;margin-left:-9pt;margin-top:28.8pt;width:171pt;height:243pt;z-index:251657216;visibility:visible;mso-wrap-style:square;mso-width-percent:0;mso-height-percent:0;mso-wrap-distance-left:9pt;mso-wrap-distance-top:0;mso-wrap-distance-right:9pt;mso-wrap-distance-bottom:0;mso-position-horizontal:absolute;mso-position-horizontal-relative:text;mso-position-vertical:absolute;mso-position-vertical-relative:text;mso-width-percent:0;mso-height-percent:0;mso-width-relative:page;mso-height-relative:page;v-text-anchor:top" o:gfxdata="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">
+              <v:shape id="Text Box 3" o:spid="_x0000_s1027" type="#_x0000_t202" style="position:absolute;left:0;text-align:left;margin-left:-9pt;margin-top:28.8pt;width:171pt;height:243pt;z-index:251657216;visibility:visible;mso-wrap-style:square;mso-width-percent:0;mso-height-percent:0;mso-wrap-distance-left:9pt;mso-wrap-distance-top:0;mso-wrap-distance-right:9pt;mso-wrap-distance-bottom:0;mso-position-horizontal:absolute;mso-position-horizontal-relative:text;mso-position-vertical:absolute;mso-position-vertical-relative:text;mso-width-percent:0;mso-height-percent:0;mso-width-relative:page;mso-height-relative:page;v-text-anchor:top" o:gfxdata="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">
                 <v:textbox>
                   <w:txbxContent>
                     <w:p>
                       <w:pPr>
                         <w:jc w:val="center"/>
                         <w:rPr>
-                          <w:rFonts w:eastAsia="標楷體" w:hint="eastAsia"/>
+                          <w:rFonts w:eastAsia="標楷體"/>
                           <w:sz w:val="36"/>
                         </w:rPr>
                       </w:pPr>
@@ -621,7 +991,7 @@
                       <w:pPr>
                         <w:jc w:val="center"/>
                         <w:rPr>
-                          <w:rFonts w:eastAsia="標楷體" w:hint="eastAsia"/>
+                          <w:rFonts w:eastAsia="標楷體"/>
                           <w:sz w:val="36"/>
                         </w:rPr>
                       </w:pPr>
@@ -630,7 +1000,7 @@
                       <w:pPr>
                         <w:jc w:val="center"/>
                         <w:rPr>
-                          <w:rFonts w:eastAsia="標楷體" w:hint="eastAsia"/>
+                          <w:rFonts w:eastAsia="標楷體"/>
                           <w:sz w:val="36"/>
                         </w:rPr>
                       </w:pPr>
@@ -639,7 +1009,7 @@
                       <w:pPr>
                         <w:jc w:val="center"/>
                         <w:rPr>
-                          <w:rFonts w:eastAsia="標楷體" w:hint="eastAsia"/>
+                          <w:rFonts w:eastAsia="標楷體"/>
                           <w:color w:val="999999"/>
                           <w:sz w:val="36"/>
                         </w:rPr>
@@ -650,15 +1020,7 @@
                           <w:color w:val="999999"/>
                           <w:sz w:val="36"/>
                         </w:rPr>
-                        <w:t>具領人</w:t>
-                      </w:r>
-                      <w:r>
-                        <w:rPr>
-                          <w:rFonts w:eastAsia="標楷體" w:hint="eastAsia"/>
-                          <w:color w:val="999999"/>
-                          <w:sz w:val="36"/>
-                        </w:rPr>
-                        <w:t>用印</w:t>
+                        <w:t>具領人用印</w:t>
                       </w:r>
                     </w:p>
                   </w:txbxContent>
@@ -670,174 +1032,17 @@
       </w:r>
       <w:r>
         <w:rPr>
-          <w:rFonts w:ascii="華康儷粗宋" w:eastAsia="標楷體" w:hint="eastAsia"/>
-          <w:sz w:val="36"/>
-        </w:rPr>
-        <w:t xml:space="preserve">                  </w:t>
-      </w:r>
-      <w:r>
-        <w:rPr>
-          <w:rFonts w:ascii="華康儷粗宋" w:eastAsia="標楷體" w:hint="eastAsia"/>
-          <w:sz w:val="36"/>
-        </w:rPr>
-        <w:t xml:space="preserve"> </w:t>
-      </w:r>
-      <w:r>
-        <w:rPr>
-          <w:rFonts w:ascii="華康儷粗宋" w:eastAsia="標楷體" w:hint="eastAsia"/>
-          <w:sz w:val="36"/>
-        </w:rPr>
-        <w:t xml:space="preserve"> </w:t>
-      </w:r>
-      <w:r>
-        <w:rPr>
-          <w:rFonts w:ascii="華康儷粗宋" w:eastAsia="標楷體" w:hint="eastAsia"/>
-          <w:sz w:val="36"/>
-        </w:rPr>
-        <w:t>具領</w:t>
-      </w:r>
-      <w:r>
-        <w:rPr>
-          <w:rFonts w:ascii="華康儷粗宋" w:eastAsia="標楷體" w:hint="eastAsia"/>
-          <w:sz w:val="36"/>
-        </w:rPr>
-        <w:t>人</w:t>
-      </w:r>
-      <w:r>
-        <w:rPr>
-          <w:rFonts w:ascii="華康儷粗宋" w:eastAsia="標楷體" w:hint="eastAsia"/>
-          <w:sz w:val="36"/>
-        </w:rPr>
-        <w:t>：</w:t>
-      </w:r>
-      <w:r>
-        <w:rPr>
-          <w:rFonts w:ascii="華康儷粗宋" w:eastAsia="標楷體" w:hint="eastAsia"/>
-          <w:sz w:val="36"/>
-        </w:rPr>
-        <w:t xml:space="preserve"> </w:t>
-      </w:r>
-      <w:r>
-        <w:rPr>
-          <w:rFonts w:ascii="華康儷粗宋" w:eastAsia="標楷體" w:hint="eastAsia"/>
-          <w:sz w:val="36"/>
-        </w:rPr>
-        <w:t>李進良</w:t>
-      </w:r>
-    </w:p>
-    <w:p>
-      <w:pPr>
-        <w:rPr>
-          <w:rFonts w:ascii="華康儷粗宋" w:eastAsia="標楷體" w:hint="eastAsia"/>
-          <w:sz w:val="36"/>
-        </w:rPr>
-      </w:pPr>
-      <w:r>
-        <w:rPr>
-          <w:rFonts w:ascii="華康儷粗宋" w:eastAsia="標楷體" w:hint="eastAsia"/>
-          <w:sz w:val="36"/>
-        </w:rPr>
-        <w:t xml:space="preserve">                    </w:t>
-      </w:r>
-      <w:r>
-        <w:rPr>
-          <w:rFonts w:ascii="華康儷粗宋" w:eastAsia="標楷體" w:hint="eastAsia"/>
-          <w:sz w:val="36"/>
-        </w:rPr>
-        <w:t>身分證字號</w:t>
-      </w:r>
-      <w:r>
-        <w:rPr>
-          <w:rFonts w:ascii="華康儷粗宋" w:eastAsia="標楷體" w:hint="eastAsia"/>
-          <w:sz w:val="36"/>
-        </w:rPr>
-        <w:t>：</w:t>
-      </w:r>
-    </w:p>
-    <w:p>
-      <w:pPr>
-        <w:rPr>
-          <w:rFonts w:ascii="華康儷粗宋" w:eastAsia="標楷體" w:hint="eastAsia"/>
-          <w:sz w:val="36"/>
-        </w:rPr>
-      </w:pPr>
-      <w:r>
-        <w:rPr>
-          <w:rFonts w:ascii="華康儷粗宋" w:eastAsia="標楷體" w:hint="eastAsia"/>
-          <w:sz w:val="36"/>
-        </w:rPr>
-        <w:t xml:space="preserve">                    </w:t>
-      </w:r>
-      <w:r>
-        <w:rPr>
-          <w:rFonts w:ascii="華康儷粗宋" w:eastAsia="標楷體" w:hint="eastAsia"/>
-          <w:sz w:val="36"/>
-        </w:rPr>
-        <w:t>戶籍</w:t>
-      </w:r>
-      <w:r>
-        <w:rPr>
-          <w:rFonts w:ascii="華康儷粗宋" w:eastAsia="標楷體" w:hint="eastAsia"/>
-          <w:sz w:val="36"/>
-        </w:rPr>
-        <w:t>地址：</w:t>
-      </w:r>
-      <w:r>
-        <w:rPr>
-          <w:rFonts w:ascii="華康儷粗宋" w:eastAsia="標楷體" w:hint="eastAsia"/>
-          <w:sz w:val="36"/>
-        </w:rPr>
-        <w:t xml:space="preserve"> </w:t>
-      </w:r>
-    </w:p>
-    <w:p>
-      <w:pPr>
-        <w:rPr>
-          <w:rFonts w:ascii="華康儷粗宋" w:eastAsia="標楷體" w:hint="eastAsia"/>
-          <w:sz w:val="36"/>
-        </w:rPr>
-      </w:pPr>
-      <w:r>
-        <w:rPr>
-          <w:rFonts w:ascii="華康儷粗宋" w:eastAsia="標楷體" w:hint="eastAsia"/>
-          <w:sz w:val="36"/>
-        </w:rPr>
-        <w:t xml:space="preserve">                    </w:t>
-      </w:r>
-      <w:r>
-        <w:rPr>
-          <w:rFonts w:ascii="華康儷粗宋" w:eastAsia="標楷體" w:hint="eastAsia"/>
-          <w:sz w:val="36"/>
-        </w:rPr>
-        <w:t>聯絡電話：</w:t>
-      </w:r>
-    </w:p>
-    <w:p>
-      <w:pPr>
-        <w:ind w:firstLineChars="1000" w:firstLine="3600"/>
-        <w:rPr>
-          <w:rFonts w:ascii="華康儷粗宋" w:eastAsia="標楷體" w:hint="eastAsia"/>
-          <w:sz w:val="36"/>
-        </w:rPr>
-      </w:pPr>
-      <w:r>
-        <w:rPr>
-          <w:rFonts w:ascii="華康儷粗宋" w:eastAsia="標楷體" w:hint="eastAsia"/>
-          <w:sz w:val="36"/>
-        </w:rPr>
-        <w:t>戶名：</w:t>
-      </w:r>
-      <w:r>
-        <w:rPr>
-          <w:rFonts w:ascii="華康儷粗宋" w:eastAsia="標楷體" w:hint="eastAsia"/>
-          <w:sz w:val="36"/>
-        </w:rPr>
-        <w:t xml:space="preserve"> </w:t>
-      </w:r>
-    </w:p>
-    <w:p>
-      <w:pPr>
-        <w:ind w:firstLineChars="1000" w:firstLine="3600"/>
+          <w:rFonts w:ascii="標楷體" w:eastAsia="標楷體" w:hAnsi="標楷體"/>
+          <w:sz w:val="32"/>
+          <w:szCs w:val="32"/>
+        </w:rPr>
+        <w:t>具領人：</w:t>
+      </w:r>
+    </w:p>
+    <w:p>
+      <w:pPr>
+        <w:spacing w:line="600" w:lineRule="exact"/>
+        <w:ind w:left="5760" w:hanging="2160"/>
         <w:rPr>
           <w:rFonts w:ascii="華康儷粗宋" w:eastAsia="標楷體"/>
           <w:sz w:val="36"/>
@@ -845,176 +1050,184 @@
       </w:pPr>
       <w:r>
         <w:rPr>
-          <w:rFonts w:ascii="華康儷粗宋" w:eastAsia="標楷體" w:hint="eastAsia"/>
+          <w:rFonts w:ascii="標楷體" w:eastAsia="標楷體" w:hAnsi="標楷體"/>
+          <w:sz w:val="32"/>
+          <w:szCs w:val="32"/>
+        </w:rPr>
+        <w:t>身分證字號：</w:t>
+      </w:r>
+    </w:p>
+    <w:p>
+      <w:pPr>
+        <w:spacing w:line="600" w:lineRule="exact"/>
+        <w:ind w:left="5400" w:hanging="1800"/>
+        <w:rPr>
+          <w:rFonts w:ascii="華康儷粗宋" w:eastAsia="標楷體"/>
           <w:sz w:val="36"/>
         </w:rPr>
+      </w:pPr>
+      <w:r>
+        <w:rPr>
+          <w:rFonts w:ascii="標楷體" w:eastAsia="標楷體" w:hAnsi="標楷體"/>
+          <w:sz w:val="32"/>
+          <w:szCs w:val="32"/>
+        </w:rPr>
+        <w:t>戶籍地址：</w:t>
+      </w:r>
+    </w:p>
+    <w:p>
+      <w:pPr>
+        <w:spacing w:line="600" w:lineRule="exact"/>
+        <w:ind w:left="5400" w:hanging="1800"/>
+        <w:rPr>
+          <w:rFonts w:ascii="華康儷粗宋" w:eastAsia="標楷體"/>
+          <w:sz w:val="36"/>
+        </w:rPr>
+      </w:pPr>
+      <w:r>
+        <w:rPr>
+          <w:rFonts w:ascii="標楷體" w:eastAsia="標楷體" w:hAnsi="標楷體"/>
+          <w:sz w:val="32"/>
+          <w:szCs w:val="32"/>
+        </w:rPr>
+        <w:t>聯絡電話：</w:t>
+      </w:r>
+    </w:p>
+    <w:p>
+      <w:pPr>
+        <w:spacing w:line="600" w:lineRule="exact"/>
+        <w:ind w:left="4680" w:hanging="1080"/>
+        <w:rPr>
+          <w:rFonts w:ascii="華康儷粗宋" w:eastAsia="標楷體"/>
+          <w:sz w:val="36"/>
+        </w:rPr>
+      </w:pPr>
+      <w:r>
+        <w:rPr>
+          <w:rFonts w:ascii="標楷體" w:eastAsia="標楷體" w:hAnsi="標楷體"/>
+          <w:sz w:val="32"/>
+          <w:szCs w:val="32"/>
+        </w:rPr>
+        <w:t>戶名：</w:t>
+      </w:r>
+    </w:p>
+    <w:p>
+      <w:pPr>
+        <w:spacing w:line="600" w:lineRule="exact"/>
+        <w:ind w:left="5760" w:hanging="2160"/>
+        <w:rPr>
+          <w:rFonts w:ascii="華康儷粗宋" w:eastAsia="標楷體"/>
+          <w:sz w:val="36"/>
+        </w:rPr>
+      </w:pPr>
+      <w:r>
+        <w:rPr>
+          <w:rFonts w:ascii="標楷體" w:eastAsia="標楷體" w:hAnsi="標楷體"/>
+          <w:sz w:val="32"/>
+          <w:szCs w:val="32"/>
+        </w:rPr>
         <w:t>銀行及分行：</w:t>
       </w:r>
     </w:p>
     <w:p>
       <w:pPr>
-        <w:ind w:firstLineChars="1000" w:firstLine="3600"/>
-        <w:rPr>
-          <w:rFonts w:ascii="華康儷粗宋" w:eastAsia="標楷體" w:hint="eastAsia"/>
+        <w:spacing w:line="600" w:lineRule="exact"/>
+        <w:ind w:left="5400" w:hanging="1800"/>
+        <w:rPr>
+          <w:rFonts w:ascii="華康儷粗宋" w:eastAsia="標楷體"/>
           <w:sz w:val="36"/>
         </w:rPr>
       </w:pPr>
       <w:r>
         <w:rPr>
-          <w:rFonts w:ascii="華康儷粗宋" w:eastAsia="標楷體" w:hint="eastAsia"/>
+          <w:rFonts w:ascii="標楷體" w:eastAsia="標楷體" w:hAnsi="標楷體"/>
+          <w:sz w:val="32"/>
+          <w:szCs w:val="32"/>
+        </w:rPr>
+        <w:t>銀行代碼：</w:t>
+      </w:r>
+    </w:p>
+    <w:p>
+      <w:pPr>
+        <w:spacing w:line="600" w:lineRule="exact"/>
+        <w:ind w:left="4680" w:hanging="1080"/>
+        <w:rPr>
+          <w:rFonts w:ascii="華康儷粗宋" w:eastAsia="標楷體"/>
           <w:sz w:val="36"/>
         </w:rPr>
-        <w:t>銀行代碼：</w:t>
-      </w:r>
-    </w:p>
-    <w:p>
-      <w:pPr>
-        <w:ind w:firstLineChars="1000" w:firstLine="3600"/>
-        <w:rPr>
-          <w:rFonts w:ascii="華康儷粗宋" w:eastAsia="標楷體" w:hint="eastAsia"/>
-          <w:sz w:val="36"/>
-        </w:rPr>
-      </w:pPr>
-      <w:r>
-        <w:rPr>
-          <w:rFonts w:ascii="華康儷粗宋" w:eastAsia="標楷體" w:hint="eastAsia"/>
-          <w:sz w:val="36"/>
+      </w:pPr>
+      <w:r>
+        <w:rPr>
+          <w:rFonts w:ascii="標楷體" w:eastAsia="標楷體" w:hAnsi="標楷體"/>
+          <w:sz w:val="32"/>
+          <w:szCs w:val="32"/>
         </w:rPr>
         <w:t>帳號：</w:t>
       </w:r>
     </w:p>
     <w:p>
       <w:pPr>
-        <w:rPr>
-          <w:rFonts w:ascii="華康儷粗宋" w:eastAsia="標楷體"/>
-          <w:sz w:val="40"/>
-          <w:szCs w:val="40"/>
-        </w:rPr>
-      </w:pPr>
-      <w:r>
+        <w:spacing w:line="600" w:lineRule="exact"/>
+        <w:ind w:firstLineChars="1675" w:firstLine="3689"/>
+        <w:rPr>
+          <w:rFonts w:ascii="標楷體" w:eastAsia="標楷體" w:hAnsi="標楷體"/>
+          <w:b/>
+          <w:bCs/>
+          <w:sz w:val="22"/>
+          <w:szCs w:val="22"/>
+        </w:rPr>
+      </w:pPr>
+      <w:r>
+        <w:rPr>
+          <w:rFonts w:ascii="標楷體" w:eastAsia="標楷體" w:hAnsi="標楷體"/>
+          <w:b/>
+          <w:bCs/>
+          <w:sz w:val="22"/>
+          <w:szCs w:val="22"/>
+        </w:rPr>
+        <w:t>(請檢附帳戶存摺影本)</w:t>
+      </w:r>
+    </w:p>
+    <w:p>
+      <w:pPr>
+        <w:spacing w:line="600" w:lineRule="exact"/>
+        <w:ind w:firstLineChars="1675" w:firstLine="3689"/>
+        <w:rPr>
+          <w:rFonts w:ascii="標楷體" w:eastAsia="標楷體" w:hAnsi="標楷體"/>
+          <w:b/>
+          <w:bCs/>
+          <w:sz w:val="22"/>
+          <w:szCs w:val="22"/>
+        </w:rPr>
+      </w:pPr>
+    </w:p>
+    <w:p>
+      <w:pPr>
+        <w:spacing w:line="600" w:lineRule="exact"/>
+        <w:ind w:firstLineChars="1675" w:firstLine="6700"/>
         <w:rPr>
           <w:rFonts w:ascii="華康儷粗宋" w:eastAsia="標楷體" w:hint="eastAsia"/>
           <w:sz w:val="40"/>
           <w:szCs w:val="40"/>
         </w:rPr>
-        <w:t xml:space="preserve">                  </w:t>
-      </w:r>
-      <w:r>
-        <w:rPr>
-          <w:rFonts w:ascii="華康儷粗宋" w:eastAsia="標楷體" w:hint="eastAsia"/>
-          <w:sz w:val="40"/>
-          <w:szCs w:val="40"/>
-        </w:rPr>
-        <w:t>(</w:t>
-      </w:r>
-      <w:r>
-        <w:rPr>
-          <w:rFonts w:ascii="華康儷粗宋" w:eastAsia="標楷體" w:hint="eastAsia"/>
-          <w:b/>
-          <w:sz w:val="40"/>
-          <w:szCs w:val="40"/>
-        </w:rPr>
-        <w:t>請檢附帳戶存摺影本</w:t>
-      </w:r>
-      <w:r>
-        <w:rPr>
-          <w:rFonts w:ascii="華康儷粗宋" w:eastAsia="標楷體" w:hint="eastAsia"/>
-          <w:sz w:val="40"/>
-          <w:szCs w:val="40"/>
-        </w:rPr>
-        <w:t>)</w:t>
-      </w:r>
-    </w:p>
-    <w:p>
-      <w:pPr>
-        <w:ind w:firstLineChars="1000" w:firstLine="3600"/>
-        <w:rPr>
-          <w:rFonts w:ascii="華康儷粗宋" w:eastAsia="標楷體" w:hint="eastAsia"/>
-          <w:sz w:val="20"/>
-        </w:rPr>
-      </w:pPr>
-      <w:r>
-        <w:rPr>
-          <w:rFonts w:ascii="華康儷粗宋" w:eastAsia="標楷體" w:hint="eastAsia"/>
-          <w:sz w:val="36"/>
-        </w:rPr>
-        <w:t xml:space="preserve">                    </w:t>
-      </w:r>
-    </w:p>
-    <w:p>
-      <w:pPr>
-        <w:spacing w:beforeLines="100" w:before="360"/>
+      </w:pPr>
+    </w:p>
+    <w:p>
+      <w:pPr>
+        <w:spacing w:line="440" w:lineRule="exact"/>
         <w:jc w:val="distribute"/>
         <w:rPr>
           <w:rFonts w:ascii="華康儷粗宋" w:eastAsia="標楷體"/>
           <w:sz w:val="40"/>
         </w:rPr>
       </w:pPr>
-    </w:p>
-    <w:p>
-      <w:pPr>
-        <w:spacing w:beforeLines="100" w:before="360"/>
-        <w:jc w:val="distribute"/>
-        <w:rPr>
-          <w:rFonts w:ascii="華康儷粗宋" w:eastAsia="標楷體" w:hint="eastAsia"/>
-          <w:sz w:val="40"/>
-        </w:rPr>
-      </w:pPr>
-      <w:r>
-        <w:rPr>
-          <w:rFonts w:ascii="華康儷粗宋" w:eastAsia="標楷體" w:hint="eastAsia"/>
-          <w:sz w:val="40"/>
-        </w:rPr>
-        <w:t>中華民國</w:t>
-      </w:r>
-      <w:r>
-        <w:rPr>
-          <w:rFonts w:ascii="華康儷粗宋" w:eastAsia="標楷體" w:hint="eastAsia"/>
-          <w:sz w:val="40"/>
-        </w:rPr>
-        <w:t xml:space="preserve">   </w:t>
-      </w:r>
-      <w:r>
-        <w:rPr>
-          <w:rFonts w:ascii="華康儷粗宋" w:eastAsia="標楷體" w:hint="eastAsia"/>
-          <w:sz w:val="40"/>
-        </w:rPr>
-        <w:t>年</w:t>
-      </w:r>
-      <w:r>
-        <w:rPr>
-          <w:rFonts w:ascii="華康儷粗宋" w:eastAsia="標楷體" w:hint="eastAsia"/>
-          <w:sz w:val="40"/>
-        </w:rPr>
-        <w:t xml:space="preserve">  </w:t>
-      </w:r>
-      <w:r>
-        <w:rPr>
-          <w:rFonts w:ascii="華康儷粗宋" w:eastAsia="標楷體" w:hint="eastAsia"/>
-          <w:sz w:val="40"/>
-        </w:rPr>
-        <w:t>月</w:t>
-      </w:r>
-      <w:r>
-        <w:rPr>
-          <w:rFonts w:ascii="華康儷粗宋" w:eastAsia="標楷體" w:hint="eastAsia"/>
-          <w:sz w:val="40"/>
-        </w:rPr>
-        <w:t xml:space="preserve">  </w:t>
-      </w:r>
-      <w:r>
-        <w:rPr>
-          <w:rFonts w:ascii="華康儷粗宋" w:eastAsia="標楷體" w:hint="eastAsia"/>
-          <w:sz w:val="40"/>
-        </w:rPr>
-        <w:t>日</w:t>
-      </w:r>
-      <w:r>
-        <w:rPr>
-          <w:rFonts w:ascii="華康儷粗宋" w:eastAsia="標楷體" w:hint="eastAsia"/>
-          <w:sz w:val="40"/>
-        </w:rPr>
-        <w:t xml:space="preserve"> </w:t>
+      <w:r>
+        <w:rPr>
+          <w:rFonts w:ascii="標楷體" w:eastAsia="標楷體" w:hAnsi="標楷體"/>
+          <w:sz w:val="32"/>
+          <w:szCs w:val="32"/>
+        </w:rPr>
+        <w:t xml:space="preserve">中華民國   年  月  日 </w:t>
       </w:r>
     </w:p>
     <w:sectPr>
@@ -1028,7 +1241,7 @@
 </file>
 
 <file path=word/endnotes.xml><?xml version="1.0" encoding="utf-8"?>
-<w:endnotes xmlns:wpc="http://schemas.microsoft.com/office/word/2010/wordprocessingCanvas" xmlns:cx="http://schemas.microsoft.com/office/drawing/2014/chartex" xmlns:cx1="http://schemas.microsoft.com/office/drawing/2015/9/8/chartex" xmlns:cx2="http://schemas.microsoft.com/office/drawing/2015/10/21/chartex" xmlns:cx3="http://schemas.microsoft.com/office/drawing/2016/5/9/chartex" xmlns:cx4="http://schemas.microsoft.com/office/drawing/2016/5/10/chartex" xmlns:cx5="http://schemas.microsoft.com/office/drawing/2016/5/11/chartex" xmlns:cx6="http://schemas.microsoft.com/office/drawing/2016/5/12/chartex" xmlns:cx7="http://schemas.microsoft.com/office/drawing/2016/5/13/chartex" xmlns:cx8="http://schemas.microsoft.com/office/drawing/2016/5/14/chartex" xmlns:mc="http://schemas.openxmlformats.org/markup-compatibility/2006" xmlns:aink="http://schemas.microsoft.com/office/drawing/2016/ink" xmlns:am3d="http://schemas.microsoft.com/office/drawing/2017/model3d" xmlns:o="urn:schemas-microsoft-com:office:office" xmlns:oel="http://schemas.microsoft.com/office/2019/extlst" xmlns:r="http://schemas.openxmlformats.org/officeDocument/2006/relationships" xmlns:m="http://schemas.openxmlformats.org/officeDocument/2006/math" xmlns:v="urn:schemas-microsoft-com:vml" xmlns:wp14="http://schemas.microsoft.com/office/word/2010/wordprocessingDrawing" xmlns:wp="http://schemas.openxmlformats.org/drawingml/2006/wordprocessingDrawing" xmlns:w10="urn:schemas-microsoft-com:office:word" xmlns:w="http://schemas.openxmlformats.org/wordprocessingml/2006/main" xmlns:w14="http://schemas.microsoft.com/office/word/2010/wordml" xmlns:w15="http://schemas.microsoft.com/office/word/2012/wordml" xmlns:w16cex="http://schemas.microsoft.com/office/word/2018/wordml/cex" xmlns:w16cid="http://schemas.microsoft.com/office/word/2016/wordml/cid" xmlns:w16="http://schemas.microsoft.com/office/word/2018/wordml" xmlns:w16sdtdh="http://schemas.microsoft.com/office/word/2020/wordml/sdtdatahash" xmlns:w16se="http://schemas.microsoft.com/office/word/2015/wordml/symex" xmlns:wpg="http://schemas.microsoft.com/office/word/2010/wordprocessingGroup" xmlns:wpi="http://schemas.microsoft.com/office/word/2010/wordprocessingInk" xmlns:wne="http://schemas.microsoft.com/office/word/2006/wordml" xmlns:wps="http://schemas.microsoft.com/office/word/2010/wordprocessingShape" mc:Ignorable="w14 w15 w16se w16cid w16 w16cex w16sdtdh wp14">
+<w:endnotes xmlns:wpc="http://schemas.microsoft.com/office/word/2010/wordprocessingCanvas" xmlns:cx="http://schemas.microsoft.com/office/drawing/2014/chartex" xmlns:cx1="http://schemas.microsoft.com/office/drawing/2015/9/8/chartex" xmlns:cx2="http://schemas.microsoft.com/office/drawing/2015/10/21/chartex" xmlns:cx3="http://schemas.microsoft.com/office/drawing/2016/5/9/chartex" xmlns:cx4="http://schemas.microsoft.com/office/drawing/2016/5/10/chartex" xmlns:cx5="http://schemas.microsoft.com/office/drawing/2016/5/11/chartex" xmlns:cx6="http://schemas.microsoft.com/office/drawing/2016/5/12/chartex" xmlns:cx7="http://schemas.microsoft.com/office/drawing/2016/5/13/chartex" xmlns:cx8="http://schemas.microsoft.com/office/drawing/2016/5/14/chartex" xmlns:mc="http://schemas.openxmlformats.org/markup-compatibility/2006" xmlns:aink="http://schemas.microsoft.com/office/drawing/2016/ink" xmlns:am3d="http://schemas.microsoft.com/office/drawing/2017/model3d" xmlns:o="urn:schemas-microsoft-com:office:office" xmlns:oel="http://schemas.microsoft.com/office/2019/extlst" xmlns:r="http://schemas.openxmlformats.org/officeDocument/2006/relationships" xmlns:m="http://schemas.openxmlformats.org/officeDocument/2006/math" xmlns:v="urn:schemas-microsoft-com:vml" xmlns:wp14="http://schemas.microsoft.com/office/word/2010/wordprocessingDrawing" xmlns:wp="http://schemas.openxmlformats.org/drawingml/2006/wordprocessingDrawing" xmlns:w10="urn:schemas-microsoft-com:office:word" xmlns:w="http://schemas.openxmlformats.org/wordprocessingml/2006/main" xmlns:w14="http://schemas.microsoft.com/office/word/2010/wordml" xmlns:w15="http://schemas.microsoft.com/office/word/2012/wordml" xmlns:w16cex="http://schemas.microsoft.com/office/word/2018/wordml/cex" xmlns:w16cid="http://schemas.microsoft.com/office/word/2016/wordml/cid" xmlns:w16="http://schemas.microsoft.com/office/word/2018/wordml" xmlns:w16du="http://schemas.microsoft.com/office/word/2023/wordml/word16du" xmlns:w16sdtdh="http://schemas.microsoft.com/office/word/2020/wordml/sdtdatahash" xmlns:w16sdtfl="http://schemas.microsoft.com/office/word/2024/wordml/sdtformatlock" xmlns:w16se="http://schemas.microsoft.com/office/word/2015/wordml/symex" xmlns:wpg="http://schemas.microsoft.com/office/word/2010/wordprocessingGroup" xmlns:wpi="http://schemas.microsoft.com/office/word/2010/wordprocessingInk" xmlns:wne="http://schemas.microsoft.com/office/word/2006/wordml" xmlns:wps="http://schemas.microsoft.com/office/word/2010/wordprocessingShape" mc:Ignorable="w14 w15 w16se w16cid w16 w16cex w16sdtdh w16sdtfl w16du wp14">
   <w:endnote w:type="separator" w:id="-1">
     <w:p>
       <w:r>
@@ -1047,7 +1260,7 @@
 </file>
 
 <file path=word/footnotes.xml><?xml version="1.0" encoding="utf-8"?>
-<w:footnotes xmlns:wpc="http://schemas.microsoft.com/office/word/2010/wordprocessingCanvas" xmlns:cx="http://schemas.microsoft.com/office/drawing/2014/chartex" xmlns:cx1="http://schemas.microsoft.com/office/drawing/2015/9/8/chartex" xmlns:cx2="http://schemas.microsoft.com/office/drawing/2015/10/21/chartex" xmlns:cx3="http://schemas.microsoft.com/office/drawing/2016/5/9/chartex" xmlns:cx4="http://schemas.microsoft.com/office/drawing/2016/5/10/chartex" xmlns:cx5="http://schemas.microsoft.com/office/drawing/2016/5/11/chartex" xmlns:cx6="http://schemas.microsoft.com/office/drawing/2016/5/12/chartex" xmlns:cx7="http://schemas.microsoft.com/office/drawing/2016/5/13/chartex" xmlns:cx8="http://schemas.microsoft.com/office/drawing/2016/5/14/chartex" xmlns:mc="http://schemas.openxmlformats.org/markup-compatibility/2006" xmlns:aink="http://schemas.microsoft.com/office/drawing/2016/ink" xmlns:am3d="http://schemas.microsoft.com/office/drawing/2017/model3d" xmlns:o="urn:schemas-microsoft-com:office:office" xmlns:oel="http://schemas.microsoft.com/office/2019/extlst" xmlns:r="http://schemas.openxmlformats.org/officeDocument/2006/relationships" xmlns:m="http://schemas.openxmlformats.org/officeDocument/2006/math" xmlns:v="urn:schemas-microsoft-com:vml" xmlns:wp14="http://schemas.microsoft.com/office/word/2010/wordprocessingDrawing" xmlns:wp="http://schemas.openxmlformats.org/drawingml/2006/wordprocessingDrawing" xmlns:w10="urn:schemas-microsoft-com:office:word" xmlns:w="http://schemas.openxmlformats.org/wordprocessingml/2006/main" xmlns:w14="http://schemas.microsoft.com/office/word/2010/wordml" xmlns:w15="http://schemas.microsoft.com/office/word/2012/wordml" xmlns:w16cex="http://schemas.microsoft.com/office/word/2018/wordml/cex" xmlns:w16cid="http://schemas.microsoft.com/office/word/2016/wordml/cid" xmlns:w16="http://schemas.microsoft.com/office/word/2018/wordml" xmlns:w16sdtdh="http://schemas.microsoft.com/office/word/2020/wordml/sdtdatahash" xmlns:w16se="http://schemas.microsoft.com/office/word/2015/wordml/symex" xmlns:wpg="http://schemas.microsoft.com/office/word/2010/wordprocessingGroup" xmlns:wpi="http://schemas.microsoft.com/office/word/2010/wordprocessingInk" xmlns:wne="http://schemas.microsoft.com/office/word/2006/wordml" xmlns:wps="http://schemas.microsoft.com/office/word/2010/wordprocessingShape" mc:Ignorable="w14 w15 w16se w16cid w16 w16cex w16sdtdh wp14">
+<w:footnotes xmlns:wpc="http://schemas.microsoft.com/office/word/2010/wordprocessingCanvas" xmlns:cx="http://schemas.microsoft.com/office/drawing/2014/chartex" xmlns:cx1="http://schemas.microsoft.com/office/drawing/2015/9/8/chartex" xmlns:cx2="http://schemas.microsoft.com/office/drawing/2015/10/21/chartex" xmlns:cx3="http://schemas.microsoft.com/office/drawing/2016/5/9/chartex" xmlns:cx4="http://schemas.microsoft.com/office/drawing/2016/5/10/chartex" xmlns:cx5="http://schemas.microsoft.com/office/drawing/2016/5/11/chartex" xmlns:cx6="http://schemas.microsoft.com/office/drawing/2016/5/12/chartex" xmlns:cx7="http://schemas.microsoft.com/office/drawing/2016/5/13/chartex" xmlns:cx8="http://schemas.microsoft.com/office/drawing/2016/5/14/chartex" xmlns:mc="http://schemas.openxmlformats.org/markup-compatibility/2006" xmlns:aink="http://schemas.microsoft.com/office/drawing/2016/ink" xmlns:am3d="http://schemas.microsoft.com/office/drawing/2017/model3d" xmlns:o="urn:schemas-microsoft-com:office:office" xmlns:oel="http://schemas.microsoft.com/office/2019/extlst" xmlns:r="http://schemas.openxmlformats.org/officeDocument/2006/relationships" xmlns:m="http://schemas.openxmlformats.org/officeDocument/2006/math" xmlns:v="urn:schemas-microsoft-com:vml" xmlns:wp14="http://schemas.microsoft.com/office/word/2010/wordprocessingDrawing" xmlns:wp="http://schemas.openxmlformats.org/drawingml/2006/wordprocessingDrawing" xmlns:w10="urn:schemas-microsoft-com:office:word" xmlns:w="http://schemas.openxmlformats.org/wordprocessingml/2006/main" xmlns:w14="http://schemas.microsoft.com/office/word/2010/wordml" xmlns:w15="http://schemas.microsoft.com/office/word/2012/wordml" xmlns:w16cex="http://schemas.microsoft.com/office/word/2018/wordml/cex" xmlns:w16cid="http://schemas.microsoft.com/office/word/2016/wordml/cid" xmlns:w16="http://schemas.microsoft.com/office/word/2018/wordml" xmlns:w16du="http://schemas.microsoft.com/office/word/2023/wordml/word16du" xmlns:w16sdtdh="http://schemas.microsoft.com/office/word/2020/wordml/sdtdatahash" xmlns:w16sdtfl="http://schemas.microsoft.com/office/word/2024/wordml/sdtformatlock" xmlns:w16se="http://schemas.microsoft.com/office/word/2015/wordml/symex" xmlns:wpg="http://schemas.microsoft.com/office/word/2010/wordprocessingGroup" xmlns:wpi="http://schemas.microsoft.com/office/word/2010/wordprocessingInk" xmlns:wne="http://schemas.microsoft.com/office/word/2006/wordml" xmlns:wps="http://schemas.microsoft.com/office/word/2010/wordprocessingShape" mc:Ignorable="w14 w15 w16se w16cid w16 w16cex w16sdtdh w16sdtfl w16du wp14">
   <w:footnote w:type="separator" w:id="-1">
     <w:p>
       <w:r>
@@ -1066,7 +1279,7 @@
 </file>
 
 <file path=word/styles.xml><?xml version="1.0" encoding="utf-8"?>
-<w:styles xmlns:mc="http://schemas.openxmlformats.org/markup-compatibility/2006" xmlns:r="http://schemas.openxmlformats.org/officeDocument/2006/relationships" xmlns:w="http://schemas.openxmlformats.org/wordprocessingml/2006/main" xmlns:w14="http://schemas.microsoft.com/office/word/2010/wordml" xmlns:w15="http://schemas.microsoft.com/office/word/2012/wordml" xmlns:w16cex="http://schemas.microsoft.com/office/word/2018/wordml/cex" xmlns:w16cid="http://schemas.microsoft.com/office/word/2016/wordml/cid" xmlns:w16="http://schemas.microsoft.com/office/word/2018/wordml" xmlns:w16sdtdh="http://schemas.microsoft.com/office/word/2020/wordml/sdtdatahash" xmlns:w16se="http://schemas.microsoft.com/office/word/2015/wordml/symex" mc:Ignorable="w14 w15 w16se w16cid w16 w16cex w16sdtdh">
+<w:styles xmlns:mc="http://schemas.openxmlformats.org/markup-compatibility/2006" xmlns:r="http://schemas.openxmlformats.org/officeDocument/2006/relationships" xmlns:w="http://schemas.openxmlformats.org/wordprocessingml/2006/main" xmlns:w14="http://schemas.microsoft.com/office/word/2010/wordml" xmlns:w15="http://schemas.microsoft.com/office/word/2012/wordml" xmlns:w16cex="http://schemas.microsoft.com/office/word/2018/wordml/cex" xmlns:w16cid="http://schemas.microsoft.com/office/word/2016/wordml/cid" xmlns:w16="http://schemas.microsoft.com/office/word/2018/wordml" xmlns:w16du="http://schemas.microsoft.com/office/word/2023/wordml/word16du" xmlns:w16sdtdh="http://schemas.microsoft.com/office/word/2020/wordml/sdtdatahash" xmlns:w16sdtfl="http://schemas.microsoft.com/office/word/2024/wordml/sdtformatlock" xmlns:w16se="http://schemas.microsoft.com/office/word/2015/wordml/symex" mc:Ignorable="w14 w15 w16se w16cid w16 w16cex w16sdtdh w16sdtfl w16du">
   <w:docDefaults>
     <w:rPrDefault>
       <w:rPr>
@@ -1092,6 +1305,50 @@
     <w:lsdException w:name="Subtitle" w:qFormat="1"/>
     <w:lsdException w:name="Strong" w:qFormat="1"/>
     <w:lsdException w:name="Emphasis" w:qFormat="1"/>
+    <w:lsdException w:name="Normal Table" w:semiHidden="1" w:unhideWhenUsed="1"/>
+    <w:lsdException w:name="Table Simple 1" w:semiHidden="1" w:unhideWhenUsed="1"/>
+    <w:lsdException w:name="Table Simple 2" w:semiHidden="1" w:unhideWhenUsed="1"/>
+    <w:lsdException w:name="Table Simple 3" w:semiHidden="1" w:unhideWhenUsed="1"/>
+    <w:lsdException w:name="Table Classic 1" w:semiHidden="1" w:unhideWhenUsed="1"/>
+    <w:lsdException w:name="Table Classic 2" w:semiHidden="1" w:unhideWhenUsed="1"/>
+    <w:lsdException w:name="Table Classic 3" w:semiHidden="1" w:unhideWhenUsed="1"/>
+    <w:lsdException w:name="Table Classic 4" w:semiHidden="1" w:unhideWhenUsed="1"/>
+    <w:lsdException w:name="Table Colorful 1" w:semiHidden="1" w:unhideWhenUsed="1"/>
+    <w:lsdException w:name="Table Colorful 2" w:semiHidden="1" w:unhideWhenUsed="1"/>
+    <w:lsdException w:name="Table Colorful 3" w:semiHidden="1" w:unhideWhenUsed="1"/>
+    <w:lsdException w:name="Table Columns 1" w:semiHidden="1" w:unhideWhenUsed="1"/>
+    <w:lsdException w:name="Table Columns 2" w:semiHidden="1" w:unhideWhenUsed="1"/>
+    <w:lsdException w:name="Table Columns 3" w:semiHidden="1" w:unhideWhenUsed="1"/>
+    <w:lsdException w:name="Table Columns 4" w:semiHidden="1" w:unhideWhenUsed="1"/>
+    <w:lsdException w:name="Table Columns 5" w:semiHidden="1" w:unhideWhenUsed="1"/>
+    <w:lsdException w:name="Table Grid 1" w:semiHidden="1" w:unhideWhenUsed="1"/>
+    <w:lsdException w:name="Table Grid 2" w:semiHidden="1" w:unhideWhenUsed="1"/>
+    <w:lsdException w:name="Table Grid 3" w:semiHidden="1" w:unhideWhenUsed="1"/>
+    <w:lsdException w:name="Table Grid 4" w:semiHidden="1" w:unhideWhenUsed="1"/>
+    <w:lsdException w:name="Table Grid 5" w:semiHidden="1" w:unhideWhenUsed="1"/>
+    <w:lsdException w:name="Table Grid 6" w:semiHidden="1" w:unhideWhenUsed="1"/>
+    <w:lsdException w:name="Table Grid 7" w:semiHidden="1" w:unhideWhenUsed="1"/>
+    <w:lsdException w:name="Table Grid 8" w:semiHidden="1" w:unhideWhenUsed="1"/>
+    <w:lsdException w:name="Table List 1" w:semiHidden="1" w:unhideWhenUsed="1"/>
+    <w:lsdException w:name="Table List 2" w:semiHidden="1" w:unhideWhenUsed="1"/>
+    <w:lsdException w:name="Table List 3" w:semiHidden="1" w:unhideWhenUsed="1"/>
+    <w:lsdException w:name="Table List 4" w:semiHidden="1" w:unhideWhenUsed="1"/>
+    <w:lsdException w:name="Table List 5" w:semiHidden="1" w:unhideWhenUsed="1"/>
+    <w:lsdException w:name="Table List 6" w:semiHidden="1" w:unhideWhenUsed="1"/>
+    <w:lsdException w:name="Table List 7" w:semiHidden="1" w:unhideWhenUsed="1"/>
+    <w:lsdException w:name="Table List 8" w:semiHidden="1" w:unhideWhenUsed="1"/>
+    <w:lsdException w:name="Table 3D effects 1" w:semiHidden="1" w:unhideWhenUsed="1"/>
+    <w:lsdException w:name="Table 3D effects 2" w:semiHidden="1" w:unhideWhenUsed="1"/>
+    <w:lsdException w:name="Table 3D effects 3" w:semiHidden="1" w:unhideWhenUsed="1"/>
+    <w:lsdException w:name="Table Contemporary" w:semiHidden="1" w:unhideWhenUsed="1"/>
+    <w:lsdException w:name="Table Elegant" w:semiHidden="1" w:unhideWhenUsed="1"/>
+    <w:lsdException w:name="Table Professional" w:semiHidden="1" w:unhideWhenUsed="1"/>
+    <w:lsdException w:name="Table Subtle 1" w:semiHidden="1" w:unhideWhenUsed="1"/>
+    <w:lsdException w:name="Table Subtle 2" w:semiHidden="1" w:unhideWhenUsed="1"/>
+    <w:lsdException w:name="Table Web 1" w:semiHidden="1" w:unhideWhenUsed="1"/>
+    <w:lsdException w:name="Table Web 2" w:semiHidden="1" w:unhideWhenUsed="1"/>
+    <w:lsdException w:name="Table Web 3" w:semiHidden="1" w:unhideWhenUsed="1"/>
+    <w:lsdException w:name="Table Theme" w:semiHidden="1" w:unhideWhenUsed="1"/>
     <w:lsdException w:name="Placeholder Text" w:semiHidden="1" w:uiPriority="99"/>
     <w:lsdException w:name="No Spacing" w:uiPriority="1" w:qFormat="1"/>
     <w:lsdException w:name="Light Shading" w:uiPriority="60"/>
@@ -1327,11 +1584,15 @@
   </w:style>
   <w:style w:type="character" w:default="1" w:styleId="a0">
     <w:name w:val="Default Paragraph Font"/>
+    <w:uiPriority w:val="1"/>
     <w:semiHidden/>
+    <w:unhideWhenUsed/>
   </w:style>
   <w:style w:type="table" w:default="1" w:styleId="a1">
     <w:name w:val="Normal Table"/>
+    <w:uiPriority w:val="99"/>
     <w:semiHidden/>
+    <w:unhideWhenUsed/>
     <w:tblPr>
       <w:tblInd w:w="0" w:type="dxa"/>
       <w:tblCellMar>
@@ -1344,7 +1605,9 @@
   </w:style>
   <w:style w:type="numbering" w:default="1" w:styleId="a2">
     <w:name w:val="No List"/>
+    <w:uiPriority w:val="99"/>
     <w:semiHidden/>
+    <w:unhideWhenUsed/>
   </w:style>
   <w:style w:type="paragraph" w:styleId="a3">
     <w:name w:val="Date"/>

--- a/health-plan-docx-generator/word_templates/領據_不扣稅_template.docx
+++ b/health-plan-docx-generator/word_templates/領據_不扣稅_template.docx
@@ -218,12 +218,12 @@
         <w:tblLook w:val="04A0" w:firstRow="1" w:lastRow="0" w:firstColumn="1" w:lastColumn="0" w:noHBand="0" w:noVBand="1"/>
       </w:tblPr>
       <w:tblGrid>
-        <w:gridCol w:w="1800"/>
-        <w:gridCol w:w="1500"/>
-        <w:gridCol w:w="1500"/>
-        <w:gridCol w:w="1500"/>
-        <w:gridCol w:w="1900"/>
-        <w:gridCol w:w="1300"/>
+        <w:gridCol w:w="2400"/>
+        <w:gridCol w:w="1480"/>
+        <w:gridCol w:w="1480"/>
+        <w:gridCol w:w="1480"/>
+        <w:gridCol w:w="2168"/>
+        <w:gridCol w:w="1620"/>
       </w:tblGrid>
       <w:tr>
         <w:trPr>
@@ -231,19 +231,19 @@
         </w:trPr>
         <w:tc>
           <w:tcPr>
-            <w:tcW w:w="1800" w:type="dxa"/>
-            <w:vAlign w:val="center"/>
-          </w:tcPr>
-          <w:p>
-            <w:pPr>
-              <w:spacing w:line="320" w:lineRule="exact"/>
-              <w:jc w:val="center"/>
-            </w:pPr>
-          </w:p>
-        </w:tc>
-        <w:tc>
-          <w:tcPr>
-            <w:tcW w:w="7700" w:type="dxa"/>
+            <w:tcW w:w="2400" w:type="dxa"/>
+            <w:vAlign w:val="center"/>
+          </w:tcPr>
+          <w:p>
+            <w:pPr>
+              <w:spacing w:line="320" w:lineRule="exact"/>
+              <w:jc w:val="center"/>
+            </w:pPr>
+          </w:p>
+        </w:tc>
+        <w:tc>
+          <w:tcPr>
+            <w:tcW w:w="8228" w:type="dxa"/>
             <w:gridSpan w:val="5"/>
             <w:vAlign w:val="center"/>
           </w:tcPr>
@@ -271,7 +271,7 @@
         </w:trPr>
         <w:tc>
           <w:tcPr>
-            <w:tcW w:w="1800" w:type="dxa"/>
+            <w:tcW w:w="2400" w:type="dxa"/>
             <w:vAlign w:val="center"/>
           </w:tcPr>
           <w:p>
@@ -293,7 +293,7 @@
         </w:tc>
         <w:tc>
           <w:tcPr>
-            <w:tcW w:w="1500" w:type="dxa"/>
+            <w:tcW w:w="1480" w:type="dxa"/>
             <w:vAlign w:val="center"/>
           </w:tcPr>
           <w:p>
@@ -315,7 +315,7 @@
         </w:tc>
         <w:tc>
           <w:tcPr>
-            <w:tcW w:w="1500" w:type="dxa"/>
+            <w:tcW w:w="1480" w:type="dxa"/>
             <w:vAlign w:val="center"/>
           </w:tcPr>
           <w:p>
@@ -337,7 +337,7 @@
         </w:tc>
         <w:tc>
           <w:tcPr>
-            <w:tcW w:w="1500" w:type="dxa"/>
+            <w:tcW w:w="1480" w:type="dxa"/>
             <w:vAlign w:val="center"/>
           </w:tcPr>
           <w:p>
@@ -359,7 +359,7 @@
         </w:tc>
         <w:tc>
           <w:tcPr>
-            <w:tcW w:w="1900" w:type="dxa"/>
+            <w:tcW w:w="2168" w:type="dxa"/>
             <w:vAlign w:val="center"/>
           </w:tcPr>
           <w:p>
@@ -381,7 +381,7 @@
         </w:tc>
         <w:tc>
           <w:tcPr>
-            <w:tcW w:w="1300" w:type="dxa"/>
+            <w:tcW w:w="1620" w:type="dxa"/>
             <w:vAlign w:val="center"/>
           </w:tcPr>
           <w:p>
@@ -397,7 +397,7 @@
                 <w:sz w:val="28"/>
                 <w:szCs w:val="28"/>
               </w:rPr>
-              <w:t>總計</w:t>
+              <w:t>總計(元)</w:t>
             </w:r>
           </w:p>
         </w:tc>
@@ -408,7 +408,7 @@
         </w:trPr>
         <w:tc>
           <w:tcPr>
-            <w:tcW w:w="1800" w:type="dxa"/>
+            <w:tcW w:w="2400" w:type="dxa"/>
             <w:vAlign w:val="center"/>
           </w:tcPr>
           <w:p>
@@ -428,55 +428,55 @@
         </w:tc>
         <w:tc>
           <w:tcPr>
-            <w:tcW w:w="1500" w:type="dxa"/>
-            <w:vAlign w:val="center"/>
-          </w:tcPr>
-          <w:p>
-            <w:pPr>
-              <w:spacing w:line="320" w:lineRule="exact"/>
-              <w:jc w:val="center"/>
-            </w:pPr>
-          </w:p>
-        </w:tc>
-        <w:tc>
-          <w:tcPr>
-            <w:tcW w:w="1500" w:type="dxa"/>
-            <w:vAlign w:val="center"/>
-          </w:tcPr>
-          <w:p>
-            <w:pPr>
-              <w:spacing w:line="320" w:lineRule="exact"/>
-              <w:jc w:val="center"/>
-            </w:pPr>
-          </w:p>
-        </w:tc>
-        <w:tc>
-          <w:tcPr>
-            <w:tcW w:w="1500" w:type="dxa"/>
-            <w:vAlign w:val="center"/>
-          </w:tcPr>
-          <w:p>
-            <w:pPr>
-              <w:spacing w:line="320" w:lineRule="exact"/>
-              <w:jc w:val="center"/>
-            </w:pPr>
-          </w:p>
-        </w:tc>
-        <w:tc>
-          <w:tcPr>
-            <w:tcW w:w="1900" w:type="dxa"/>
-            <w:vAlign w:val="center"/>
-          </w:tcPr>
-          <w:p>
-            <w:pPr>
-              <w:spacing w:line="320" w:lineRule="exact"/>
-              <w:jc w:val="center"/>
-            </w:pPr>
-          </w:p>
-        </w:tc>
-        <w:tc>
-          <w:tcPr>
-            <w:tcW w:w="1300" w:type="dxa"/>
+            <w:tcW w:w="1480" w:type="dxa"/>
+            <w:vAlign w:val="center"/>
+          </w:tcPr>
+          <w:p>
+            <w:pPr>
+              <w:spacing w:line="320" w:lineRule="exact"/>
+              <w:jc w:val="center"/>
+            </w:pPr>
+          </w:p>
+        </w:tc>
+        <w:tc>
+          <w:tcPr>
+            <w:tcW w:w="1480" w:type="dxa"/>
+            <w:vAlign w:val="center"/>
+          </w:tcPr>
+          <w:p>
+            <w:pPr>
+              <w:spacing w:line="320" w:lineRule="exact"/>
+              <w:jc w:val="center"/>
+            </w:pPr>
+          </w:p>
+        </w:tc>
+        <w:tc>
+          <w:tcPr>
+            <w:tcW w:w="1480" w:type="dxa"/>
+            <w:vAlign w:val="center"/>
+          </w:tcPr>
+          <w:p>
+            <w:pPr>
+              <w:spacing w:line="320" w:lineRule="exact"/>
+              <w:jc w:val="center"/>
+            </w:pPr>
+          </w:p>
+        </w:tc>
+        <w:tc>
+          <w:tcPr>
+            <w:tcW w:w="2168" w:type="dxa"/>
+            <w:vAlign w:val="center"/>
+          </w:tcPr>
+          <w:p>
+            <w:pPr>
+              <w:spacing w:line="320" w:lineRule="exact"/>
+              <w:jc w:val="center"/>
+            </w:pPr>
+          </w:p>
+        </w:tc>
+        <w:tc>
+          <w:tcPr>
+            <w:tcW w:w="1620" w:type="dxa"/>
             <w:vAlign w:val="center"/>
           </w:tcPr>
           <w:p>
@@ -493,7 +493,7 @@
         </w:trPr>
         <w:tc>
           <w:tcPr>
-            <w:tcW w:w="1800" w:type="dxa"/>
+            <w:tcW w:w="2400" w:type="dxa"/>
             <w:vAlign w:val="center"/>
           </w:tcPr>
           <w:p>
@@ -513,55 +513,55 @@
         </w:tc>
         <w:tc>
           <w:tcPr>
-            <w:tcW w:w="1500" w:type="dxa"/>
-            <w:vAlign w:val="center"/>
-          </w:tcPr>
-          <w:p>
-            <w:pPr>
-              <w:spacing w:line="320" w:lineRule="exact"/>
-              <w:jc w:val="center"/>
-            </w:pPr>
-          </w:p>
-        </w:tc>
-        <w:tc>
-          <w:tcPr>
-            <w:tcW w:w="1500" w:type="dxa"/>
-            <w:vAlign w:val="center"/>
-          </w:tcPr>
-          <w:p>
-            <w:pPr>
-              <w:spacing w:line="320" w:lineRule="exact"/>
-              <w:jc w:val="center"/>
-            </w:pPr>
-          </w:p>
-        </w:tc>
-        <w:tc>
-          <w:tcPr>
-            <w:tcW w:w="1500" w:type="dxa"/>
-            <w:vAlign w:val="center"/>
-          </w:tcPr>
-          <w:p>
-            <w:pPr>
-              <w:spacing w:line="320" w:lineRule="exact"/>
-              <w:jc w:val="center"/>
-            </w:pPr>
-          </w:p>
-        </w:tc>
-        <w:tc>
-          <w:tcPr>
-            <w:tcW w:w="1900" w:type="dxa"/>
-            <w:vAlign w:val="center"/>
-          </w:tcPr>
-          <w:p>
-            <w:pPr>
-              <w:spacing w:line="320" w:lineRule="exact"/>
-              <w:jc w:val="center"/>
-            </w:pPr>
-          </w:p>
-        </w:tc>
-        <w:tc>
-          <w:tcPr>
-            <w:tcW w:w="1300" w:type="dxa"/>
+            <w:tcW w:w="1480" w:type="dxa"/>
+            <w:vAlign w:val="center"/>
+          </w:tcPr>
+          <w:p>
+            <w:pPr>
+              <w:spacing w:line="320" w:lineRule="exact"/>
+              <w:jc w:val="center"/>
+            </w:pPr>
+          </w:p>
+        </w:tc>
+        <w:tc>
+          <w:tcPr>
+            <w:tcW w:w="1480" w:type="dxa"/>
+            <w:vAlign w:val="center"/>
+          </w:tcPr>
+          <w:p>
+            <w:pPr>
+              <w:spacing w:line="320" w:lineRule="exact"/>
+              <w:jc w:val="center"/>
+            </w:pPr>
+          </w:p>
+        </w:tc>
+        <w:tc>
+          <w:tcPr>
+            <w:tcW w:w="1480" w:type="dxa"/>
+            <w:vAlign w:val="center"/>
+          </w:tcPr>
+          <w:p>
+            <w:pPr>
+              <w:spacing w:line="320" w:lineRule="exact"/>
+              <w:jc w:val="center"/>
+            </w:pPr>
+          </w:p>
+        </w:tc>
+        <w:tc>
+          <w:tcPr>
+            <w:tcW w:w="2168" w:type="dxa"/>
+            <w:vAlign w:val="center"/>
+          </w:tcPr>
+          <w:p>
+            <w:pPr>
+              <w:spacing w:line="320" w:lineRule="exact"/>
+              <w:jc w:val="center"/>
+            </w:pPr>
+          </w:p>
+        </w:tc>
+        <w:tc>
+          <w:tcPr>
+            <w:tcW w:w="1620" w:type="dxa"/>
             <w:vAlign w:val="center"/>
           </w:tcPr>
           <w:p>
@@ -578,7 +578,7 @@
         </w:trPr>
         <w:tc>
           <w:tcPr>
-            <w:tcW w:w="1800" w:type="dxa"/>
+            <w:tcW w:w="2400" w:type="dxa"/>
             <w:vAlign w:val="center"/>
           </w:tcPr>
           <w:p>
@@ -598,55 +598,55 @@
         </w:tc>
         <w:tc>
           <w:tcPr>
-            <w:tcW w:w="1500" w:type="dxa"/>
-            <w:vAlign w:val="center"/>
-          </w:tcPr>
-          <w:p>
-            <w:pPr>
-              <w:spacing w:line="320" w:lineRule="exact"/>
-              <w:jc w:val="center"/>
-            </w:pPr>
-          </w:p>
-        </w:tc>
-        <w:tc>
-          <w:tcPr>
-            <w:tcW w:w="1500" w:type="dxa"/>
-            <w:vAlign w:val="center"/>
-          </w:tcPr>
-          <w:p>
-            <w:pPr>
-              <w:spacing w:line="320" w:lineRule="exact"/>
-              <w:jc w:val="center"/>
-            </w:pPr>
-          </w:p>
-        </w:tc>
-        <w:tc>
-          <w:tcPr>
-            <w:tcW w:w="1500" w:type="dxa"/>
-            <w:vAlign w:val="center"/>
-          </w:tcPr>
-          <w:p>
-            <w:pPr>
-              <w:spacing w:line="320" w:lineRule="exact"/>
-              <w:jc w:val="center"/>
-            </w:pPr>
-          </w:p>
-        </w:tc>
-        <w:tc>
-          <w:tcPr>
-            <w:tcW w:w="1900" w:type="dxa"/>
-            <w:vAlign w:val="center"/>
-          </w:tcPr>
-          <w:p>
-            <w:pPr>
-              <w:spacing w:line="320" w:lineRule="exact"/>
-              <w:jc w:val="center"/>
-            </w:pPr>
-          </w:p>
-        </w:tc>
-        <w:tc>
-          <w:tcPr>
-            <w:tcW w:w="1300" w:type="dxa"/>
+            <w:tcW w:w="1480" w:type="dxa"/>
+            <w:vAlign w:val="center"/>
+          </w:tcPr>
+          <w:p>
+            <w:pPr>
+              <w:spacing w:line="320" w:lineRule="exact"/>
+              <w:jc w:val="center"/>
+            </w:pPr>
+          </w:p>
+        </w:tc>
+        <w:tc>
+          <w:tcPr>
+            <w:tcW w:w="1480" w:type="dxa"/>
+            <w:vAlign w:val="center"/>
+          </w:tcPr>
+          <w:p>
+            <w:pPr>
+              <w:spacing w:line="320" w:lineRule="exact"/>
+              <w:jc w:val="center"/>
+            </w:pPr>
+          </w:p>
+        </w:tc>
+        <w:tc>
+          <w:tcPr>
+            <w:tcW w:w="1480" w:type="dxa"/>
+            <w:vAlign w:val="center"/>
+          </w:tcPr>
+          <w:p>
+            <w:pPr>
+              <w:spacing w:line="320" w:lineRule="exact"/>
+              <w:jc w:val="center"/>
+            </w:pPr>
+          </w:p>
+        </w:tc>
+        <w:tc>
+          <w:tcPr>
+            <w:tcW w:w="2168" w:type="dxa"/>
+            <w:vAlign w:val="center"/>
+          </w:tcPr>
+          <w:p>
+            <w:pPr>
+              <w:spacing w:line="320" w:lineRule="exact"/>
+              <w:jc w:val="center"/>
+            </w:pPr>
+          </w:p>
+        </w:tc>
+        <w:tc>
+          <w:tcPr>
+            <w:tcW w:w="1620" w:type="dxa"/>
             <w:vAlign w:val="center"/>
           </w:tcPr>
           <w:p>
@@ -806,7 +806,7 @@
           <w:sz w:val="32"/>
           <w:szCs w:val="32"/>
         </w:rPr>
-        <w:t>應付新臺幣          元整。</w:t>
+        <w:t xml:space="preserve">應付新臺幣          元整。</w:t>
       </w:r>
     </w:p>
     <w:p>
